--- a/projects/valuepickr-open-screen/docs/JG Chemicals Ltd.docx
+++ b/projects/valuepickr-open-screen/docs/JG Chemicals Ltd.docx
@@ -32,7 +32,7 @@
           <w:sz w:val="22"/>
           <w:szCs w:val="22"/>
         </w:rPr>
-        <w:t xml:space="preserve">India's largest zinc-oxide producer with a real, funded capacity expansion coming online in FY27, but thinly discussed and margin-exposed to unhedged zinc prices</w:t>
+        <w:t xml:space="preserve">India's largest zinc-oxide producer with a funded Dahej greenfield (+40,000 MTPA, ~Rs 900 Cr topline) commissioning Nov-2026 - but a low-ROE (~13%), low-margin (8-11% OPM) commodity converter whose earnings swing with unhedged LME zinc; the expansion roughly doubles the business over 3-4 years, not a 10x</w:t>
       </w:r>
     </w:p>
     <w:p>
@@ -49,7 +49,7 @@
         <w:spacing w:after="120"/>
       </w:pPr>
       <w:r>
-        <w:t xml:space="preserve">J.G. Chemicals is India's largest zinc oxide (ZnO) and zinc sulphate manufacturer (~30% domestic market share, top-5 globally), using the French process technology, serving rubber/tyre (85% of sales), agriculture, ceramics and other end-markets.</w:t>
+        <w:t xml:space="preserve">J.G. Chemicals is India's largest zinc oxide (ZnO) and zinc sulphate manufacturer (~30% domestic market share, top-5 globally), using the French process technology, serving rubber/tyre (~85% of sales), agriculture, ceramics and other end-markets. It is a downstream converter of zinc metal (LME-linked, unhedged) and is building a Rs 100 Cr greenfield zinc-chemicals plant at Dahej (Gujarat, +40,000 MTPA on a current ~70,000 MTPA at ~70% utilisation) plus a longer-dated site at Tirupati (AP) via material subsidiary BDJ Oxides.</w:t>
       </w:r>
     </w:p>
     <w:p>
@@ -99,34 +99,34 @@
           </w:tcPr>
           <w:p>
             <w:r>
-              <w:t xml:space="preserve">Rs 2,375 Cr (up 19.3% in 1 year)</w:t>
-            </w:r>
-          </w:p>
-        </w:tc>
-      </w:tr>
-      <w:tr>
-        <w:tc>
-          <w:tcPr>
-            <w:tcW w:type="dxa" w:w="3200"/>
-            <w:shd w:fill="F2F2F2" w:val="clear"/>
-          </w:tcPr>
-          <w:p>
-            <w:r>
-              <w:rPr>
-                <w:b/>
-                <w:bCs/>
-              </w:rPr>
-              <w:t xml:space="preserve">ROE</w:t>
-            </w:r>
-          </w:p>
-        </w:tc>
-        <w:tc>
-          <w:tcPr>
-            <w:tcW w:type="dxa" w:w="5800"/>
-          </w:tcPr>
-          <w:p>
-            <w:r>
-              <w:t xml:space="preserve">13.0% over last 3 years</w:t>
+              <w:t xml:space="preserve">~Rs 2,280 Cr; price ~Rs 581, P/E ~30x</w:t>
+            </w:r>
+          </w:p>
+        </w:tc>
+      </w:tr>
+      <w:tr>
+        <w:tc>
+          <w:tcPr>
+            <w:tcW w:type="dxa" w:w="3200"/>
+            <w:shd w:fill="F2F2F2" w:val="clear"/>
+          </w:tcPr>
+          <w:p>
+            <w:r>
+              <w:rPr>
+                <w:b/>
+                <w:bCs/>
+              </w:rPr>
+              <w:t xml:space="preserve">ROCE / ROE</w:t>
+            </w:r>
+          </w:p>
+        </w:tc>
+        <w:tc>
+          <w:tcPr>
+            <w:tcW w:type="dxa" w:w="5800"/>
+          </w:tcPr>
+          <w:p>
+            <w:r>
+              <w:t xml:space="preserve">18.1% / 13% (3-yr ROE 13%)</w:t>
             </w:r>
           </w:p>
         </w:tc>
@@ -153,61 +153,88 @@
           </w:tcPr>
           <w:p>
             <w:r>
-              <w:t xml:space="preserve">Rs 1,071 Cr; Promoter holding 71.0%</w:t>
-            </w:r>
-          </w:p>
-        </w:tc>
-      </w:tr>
-      <w:tr>
-        <w:tc>
-          <w:tcPr>
-            <w:tcW w:type="dxa" w:w="3200"/>
-            <w:shd w:fill="F2F2F2" w:val="clear"/>
-          </w:tcPr>
-          <w:p>
-            <w:r>
-              <w:rPr>
-                <w:b/>
-                <w:bCs/>
-              </w:rPr>
-              <w:t xml:space="preserve">Debt</w:t>
-            </w:r>
-          </w:p>
-        </w:tc>
-        <w:tc>
-          <w:tcPr>
-            <w:tcW w:type="dxa" w:w="5800"/>
-          </w:tcPr>
-          <w:p>
-            <w:r>
-              <w:t xml:space="preserve">Almost debt-free</w:t>
-            </w:r>
-          </w:p>
-        </w:tc>
-      </w:tr>
-      <w:tr>
-        <w:tc>
-          <w:tcPr>
-            <w:tcW w:type="dxa" w:w="3200"/>
-            <w:shd w:fill="F2F2F2" w:val="clear"/>
-          </w:tcPr>
-          <w:p>
-            <w:r>
-              <w:rPr>
-                <w:b/>
-                <w:bCs/>
-              </w:rPr>
-              <w:t xml:space="preserve">52-week range</w:t>
-            </w:r>
-          </w:p>
-        </w:tc>
-        <w:tc>
-          <w:tcPr>
-            <w:tcW w:type="dxa" w:w="5800"/>
-          </w:tcPr>
-          <w:p>
-            <w:r>
-              <w:t xml:space="preserve">Rs 298.40 - 558.00</w:t>
+              <w:t xml:space="preserve">FY23 Rs 782 Cr; FY24 Rs 666 Cr (zinc trough); FY25 Rs 847 Cr; FY26 Rs 973 Cr; TTM Rs 1,071 Cr; 3-yr sales CAGR ~8%</w:t>
+            </w:r>
+          </w:p>
+        </w:tc>
+      </w:tr>
+      <w:tr>
+        <w:tc>
+          <w:tcPr>
+            <w:tcW w:type="dxa" w:w="3200"/>
+            <w:shd w:fill="F2F2F2" w:val="clear"/>
+          </w:tcPr>
+          <w:p>
+            <w:r>
+              <w:rPr>
+                <w:b/>
+                <w:bCs/>
+              </w:rPr>
+              <w:t xml:space="preserve">Margins</w:t>
+            </w:r>
+          </w:p>
+        </w:tc>
+        <w:tc>
+          <w:tcPr>
+            <w:tcW w:type="dxa" w:w="5800"/>
+          </w:tcPr>
+          <w:p>
+            <w:r>
+              <w:t xml:space="preserve">OPM 7-11% and volatile (unhedged LME zinc, pass-through with lag); Q1 FY27 EBITDA margin 11.5%; management targets core EBITDA 13-14% in 2-3 yrs</w:t>
+            </w:r>
+          </w:p>
+        </w:tc>
+      </w:tr>
+      <w:tr>
+        <w:tc>
+          <w:tcPr>
+            <w:tcW w:type="dxa" w:w="3200"/>
+            <w:shd w:fill="F2F2F2" w:val="clear"/>
+          </w:tcPr>
+          <w:p>
+            <w:r>
+              <w:rPr>
+                <w:b/>
+                <w:bCs/>
+              </w:rPr>
+              <w:t xml:space="preserve">Cash flow / debt</w:t>
+            </w:r>
+          </w:p>
+        </w:tc>
+        <w:tc>
+          <w:tcPr>
+            <w:tcW w:type="dxa" w:w="5800"/>
+          </w:tcPr>
+          <w:p>
+            <w:r>
+              <w:t xml:space="preserve">Borrowings ~Rs 6 Cr (debt-free); CFO lumpy - FY24 Rs 76 Cr, FY25 -Rs 11 Cr, FY26 Rs 44 Cr; working-capital days ~156; Dahej Rs 100 Cr funded from internal accruals</w:t>
+            </w:r>
+          </w:p>
+        </w:tc>
+      </w:tr>
+      <w:tr>
+        <w:tc>
+          <w:tcPr>
+            <w:tcW w:type="dxa" w:w="3200"/>
+            <w:shd w:fill="F2F2F2" w:val="clear"/>
+          </w:tcPr>
+          <w:p>
+            <w:r>
+              <w:rPr>
+                <w:b/>
+                <w:bCs/>
+              </w:rPr>
+              <w:t xml:space="preserve">Promoter / dividend</w:t>
+            </w:r>
+          </w:p>
+        </w:tc>
+        <w:tc>
+          <w:tcPr>
+            <w:tcW w:type="dxa" w:w="5800"/>
+          </w:tcPr>
+          <w:p>
+            <w:r>
+              <w:t xml:space="preserve">Promoter 70.99% (no pledge); token dividend (~0.17% yield)</w:t>
             </w:r>
           </w:p>
         </w:tc>
@@ -223,7 +250,7 @@
         <w:spacing w:after="120"/>
       </w:pPr>
       <w:r>
-        <w:t xml:space="preserve">A funded Rs 100 Cr capex is underway to add 40,000 MTPA of capacity (a ~57% increase on the current 70,000 MTPA at 70% utilization), targeted for commercial operation by H1FY27, with an estimated Rs 900 Cr incremental topline potential -- a genuine, quantified, land-acquired and board-approved growth catalyst rather than a vague ambition. Margins are exposed to LME zinc price swings since management does not hedge raw material (though it is structured as a pass-through on much of the book).</w:t>
+        <w:t xml:space="preserve">J.G. Chemicals is the domestic ZnO market leader, but the deep financials describe a low-ROE (~13%), low-margin (OPM 7-11%) commodity converter, not a compounder: revenue has been choppy (Rs 782 -&gt; 666 -&gt; 847 -&gt; 973 Cr over FY23-FY26, ~8% 3-yr CAGR) with FY24 an outright decline on a zinc-price trough, and operating cash flow swings with zinc-linked working capital (FY25 CFO was negative). The bull case rests entirely on the Dahej greenfield: a funded (Rs 100 Cr, internal accruals), board-approved, commissioning-confirmed (Nov-2026) 40,000 MTPA plant with ~Rs 900 Cr topline potential at full utilisation, plus a stated mix-shift to non-rubber value-added zinc derivatives (15% -&gt; 30% of revenue) meant to lift core EBITDA margin ~200-300 bps to 13-14% over 2-3 years. Q1 FY27 was strong (revenue +44.8% YoY, PAT +59% to Rs 26 Cr, EBITDA margin 11.5%) but volume-led off a soft base, with margin still inside the historical band. A material subsidiary (BDJ Oxides) also bought 16.74 acres at Tirupati (AP) in Aug-2026 for Rs 18.41 Cr for a longer-dated recycling/zinc-products platform. Independent director Ashok Bhandari passed away in Aug-2026 (board vacancy, not a governance flag). At ~30x on a 13% ROE cyclical converter, the Dahej expansion is already priced.</w:t>
       </w:r>
     </w:p>
     <w:p>
@@ -232,15 +259,452 @@
         <w:spacing w:after="120" w:before="280"/>
       </w:pPr>
       <w:r>
-        <w:t xml:space="preserve">Technical Read (Weekly / Monthly MACD + Bollinger Bands, or RSI/CCI/Williams %R proxy)</w:t>
-      </w:r>
-    </w:p>
-    <w:p>
-      <w:pPr>
-        <w:spacing w:after="120"/>
-      </w:pPr>
-      <w:r>
-        <w:t xml:space="preserve">Not pulled this pass.</w:t>
+        <w:t xml:space="preserve">Deep-Dive: Primary Documents (Annual Reports, Quarterly Results, Exchange Filings)</w:t>
+      </w:r>
+    </w:p>
+    <w:p>
+      <w:pPr>
+        <w:spacing w:after="120"/>
+      </w:pPr>
+      <w:r>
+        <w:rPr>
+          <w:i/>
+          <w:iCs/>
+          <w:color w:val="666666"/>
+          <w:sz w:val="18"/>
+          <w:szCs w:val="18"/>
+        </w:rPr>
+        <w:t xml:space="preserve">Pass 1 — 2026-09-07. Built from the company's own filings (3 years of annual reports, ~4 quarters of results/concalls, and 6 months of BSE/NSE announcements), read via the web — a deeper layer than the forum-sentiment read below.</w:t>
+      </w:r>
+    </w:p>
+    <w:p>
+      <w:pPr>
+        <w:spacing w:after="120"/>
+      </w:pPr>
+      <w:r>
+        <w:rPr>
+          <w:b/>
+          <w:bCs/>
+          <w:sz w:val="20"/>
+          <w:szCs w:val="20"/>
+        </w:rPr>
+        <w:t xml:space="preserve">Sources reviewed this pass:</w:t>
+      </w:r>
+    </w:p>
+    <w:p>
+      <w:pPr>
+        <w:pStyle w:val="ListParagraph"/>
+        <w:numPr>
+          <w:ilvl w:val="0"/>
+          <w:numId w:val="1"/>
+        </w:numPr>
+        <w:spacing w:after="60"/>
+      </w:pPr>
+      <w:r>
+        <w:t xml:space="preserve">FY23-FY26 consolidated financials via screener.in (revenue Rs 782 -&gt; 666 -&gt; 847 -&gt; 973 Cr; PAT Rs 57 -&gt; 32 -&gt; 67 -&gt; 69 Cr; OPM 7-11%; ROCE 18.1%, ROE 13%; borrowings Rs 6 Cr; CFO FY24 Rs 76 Cr / FY25 -Rs 11 Cr / FY26 Rs 44 Cr)</w:t>
+      </w:r>
+    </w:p>
+    <w:p>
+      <w:pPr>
+        <w:pStyle w:val="ListParagraph"/>
+        <w:numPr>
+          <w:ilvl w:val="0"/>
+          <w:numId w:val="1"/>
+        </w:numPr>
+        <w:spacing w:after="60"/>
+      </w:pPr>
+      <w:r>
+        <w:t xml:space="preserve">Q1 FY27 results (revenue Rs 316 Cr +44.8% YoY, consol PAT Rs 26.1 Cr +59.1%, EBITDA margin 11.5%) + FY26/Q3 FY26 concall commentary (Dahej Nov-2026 commissioning; core EBITDA 13-14% target in 2-3 yrs; non-rubber 15% -&gt; 30%)</w:t>
+      </w:r>
+    </w:p>
+    <w:p>
+      <w:pPr>
+        <w:pStyle w:val="ListParagraph"/>
+        <w:numPr>
+          <w:ilvl w:val="0"/>
+          <w:numId w:val="1"/>
+        </w:numPr>
+        <w:spacing w:after="60"/>
+      </w:pPr>
+      <w:r>
+        <w:t xml:space="preserve">BSE/NSE announcements Feb-Aug 2026 (Dahej Rs 100 Cr greenfield confirmation; BDJ Oxides 16.74-acre Tirupati land buy Aug-2026; independent director Ashok Bhandari's demise Aug-3-2026; analyst meet 8-Sep-2026)</w:t>
+      </w:r>
+    </w:p>
+    <w:p>
+      <w:pPr>
+        <w:spacing w:after="120"/>
+      </w:pPr>
+      <w:r>
+        <w:rPr>
+          <w:b/>
+          <w:bCs/>
+          <w:sz w:val="20"/>
+          <w:szCs w:val="20"/>
+        </w:rPr>
+        <w:t xml:space="preserve">Annual-report findings (3-year view):</w:t>
+      </w:r>
+    </w:p>
+    <w:p>
+      <w:pPr>
+        <w:pStyle w:val="ListParagraph"/>
+        <w:numPr>
+          <w:ilvl w:val="0"/>
+          <w:numId w:val="1"/>
+        </w:numPr>
+        <w:spacing w:after="60"/>
+      </w:pPr>
+      <w:r>
+        <w:t xml:space="preserve">Revenue choppy over FY23-FY26: Rs 782 -&gt; 666 (zinc-price trough, an outright decline) -&gt; 847 -&gt; 973 Cr; 3-yr sales CAGR only ~8% (5-yr ~18%)</w:t>
+      </w:r>
+    </w:p>
+    <w:p>
+      <w:pPr>
+        <w:pStyle w:val="ListParagraph"/>
+        <w:numPr>
+          <w:ilvl w:val="0"/>
+          <w:numId w:val="1"/>
+        </w:numPr>
+        <w:spacing w:after="60"/>
+      </w:pPr>
+      <w:r>
+        <w:t xml:space="preserve">OPM ranged 7-11% across the period; PAT Rs 57 -&gt; 32 -&gt; 67 -&gt; 69 Cr; ROE just 13% (3-yr 13%), ROCE 18.1% - a low-return converter</w:t>
+      </w:r>
+    </w:p>
+    <w:p>
+      <w:pPr>
+        <w:pStyle w:val="ListParagraph"/>
+        <w:numPr>
+          <w:ilvl w:val="0"/>
+          <w:numId w:val="1"/>
+        </w:numPr>
+        <w:spacing w:after="60"/>
+      </w:pPr>
+      <w:r>
+        <w:t xml:space="preserve">Debt-free (borrowings ~Rs 6 Cr); Dahej Rs 100 Cr greenfield fully funded from internal accruals</w:t>
+      </w:r>
+    </w:p>
+    <w:p>
+      <w:pPr>
+        <w:pStyle w:val="ListParagraph"/>
+        <w:numPr>
+          <w:ilvl w:val="0"/>
+          <w:numId w:val="1"/>
+        </w:numPr>
+        <w:spacing w:after="60"/>
+      </w:pPr>
+      <w:r>
+        <w:t xml:space="preserve">Operating cash flow is zinc-linked and lumpy - FY24 Rs 76 Cr, FY25 -Rs 11 Cr, FY26 Rs 44 Cr; working-capital days ~156</w:t>
+      </w:r>
+    </w:p>
+    <w:p>
+      <w:pPr>
+        <w:pStyle w:val="ListParagraph"/>
+        <w:numPr>
+          <w:ilvl w:val="0"/>
+          <w:numId w:val="1"/>
+        </w:numPr>
+        <w:spacing w:after="60"/>
+      </w:pPr>
+      <w:r>
+        <w:t xml:space="preserve">No zinc-price hedging - management has explicitly chosen to leave raw-material (LME zinc) exposure unmanaged, structured as a pass-through on much of the book but with a timing lag</w:t>
+      </w:r>
+    </w:p>
+    <w:p>
+      <w:pPr>
+        <w:pStyle w:val="ListParagraph"/>
+        <w:numPr>
+          <w:ilvl w:val="0"/>
+          <w:numId w:val="1"/>
+        </w:numPr>
+        <w:spacing w:after="60"/>
+      </w:pPr>
+      <w:r>
+        <w:t xml:space="preserve">Promoter 70.99% (no pledge); token dividend (~0.17% yield)</w:t>
+      </w:r>
+    </w:p>
+    <w:p>
+      <w:pPr>
+        <w:spacing w:after="120"/>
+      </w:pPr>
+      <w:r>
+        <w:rPr>
+          <w:b/>
+          <w:bCs/>
+          <w:sz w:val="20"/>
+          <w:szCs w:val="20"/>
+        </w:rPr>
+        <w:t xml:space="preserve">Quarterly trend (last ~4 quarters + concall commentary):</w:t>
+      </w:r>
+    </w:p>
+    <w:p>
+      <w:pPr>
+        <w:pStyle w:val="ListParagraph"/>
+        <w:numPr>
+          <w:ilvl w:val="0"/>
+          <w:numId w:val="1"/>
+        </w:numPr>
+        <w:spacing w:after="60"/>
+      </w:pPr>
+      <w:r>
+        <w:t xml:space="preserve">Q4 FY26 revenue +28% YoY, PAT +19% to ~Rs 18 Cr; Q1 FY27 revenue +44.8% YoY, PAT +59% to Rs 26 Cr, EPS Rs 6.40 (vs Rs 4.03)</w:t>
+      </w:r>
+    </w:p>
+    <w:p>
+      <w:pPr>
+        <w:pStyle w:val="ListParagraph"/>
+        <w:numPr>
+          <w:ilvl w:val="0"/>
+          <w:numId w:val="1"/>
+        </w:numPr>
+        <w:spacing w:after="60"/>
+      </w:pPr>
+      <w:r>
+        <w:t xml:space="preserve">Q1 FY27 EBITDA margin 11.5% (from 10.64%) - improvement is real but still inside the historical 7-11% band, i.e. mid-cycle, not a breakout</w:t>
+      </w:r>
+    </w:p>
+    <w:p>
+      <w:pPr>
+        <w:pStyle w:val="ListParagraph"/>
+        <w:numPr>
+          <w:ilvl w:val="0"/>
+          <w:numId w:val="1"/>
+        </w:numPr>
+        <w:spacing w:after="60"/>
+      </w:pPr>
+      <w:r>
+        <w:t xml:space="preserve">Growth is volume-led (tyre demand + a soft prior-year base) rather than margin-led</w:t>
+      </w:r>
+    </w:p>
+    <w:p>
+      <w:pPr>
+        <w:pStyle w:val="ListParagraph"/>
+        <w:numPr>
+          <w:ilvl w:val="0"/>
+          <w:numId w:val="1"/>
+        </w:numPr>
+        <w:spacing w:after="60"/>
+      </w:pPr>
+      <w:r>
+        <w:t xml:space="preserve">Concall tone constructive on Dahej timing and the non-rubber mix; management targets long-term EBITDA 14-15% but frames the 13-14% core margin as a 2-3 year goal</w:t>
+      </w:r>
+    </w:p>
+    <w:p>
+      <w:pPr>
+        <w:spacing w:after="120"/>
+      </w:pPr>
+      <w:r>
+        <w:rPr>
+          <w:b/>
+          <w:bCs/>
+          <w:sz w:val="20"/>
+          <w:szCs w:val="20"/>
+        </w:rPr>
+        <w:t xml:space="preserve">Exchange announcements (last 6 months):</w:t>
+      </w:r>
+    </w:p>
+    <w:p>
+      <w:pPr>
+        <w:pStyle w:val="ListParagraph"/>
+        <w:numPr>
+          <w:ilvl w:val="0"/>
+          <w:numId w:val="1"/>
+        </w:numPr>
+        <w:spacing w:after="60"/>
+      </w:pPr>
+      <w:r>
+        <w:t xml:space="preserve">Nov-2026: Dahej greenfield (40,000 MTPA, Rs 100 Cr, ~Rs 900 Cr topline potential) commissioning confirmed</w:t>
+      </w:r>
+    </w:p>
+    <w:p>
+      <w:pPr>
+        <w:pStyle w:val="ListParagraph"/>
+        <w:numPr>
+          <w:ilvl w:val="0"/>
+          <w:numId w:val="1"/>
+        </w:numPr>
+        <w:spacing w:after="60"/>
+      </w:pPr>
+      <w:r>
+        <w:t xml:space="preserve">Aug-18-2026: material subsidiary BDJ Oxides acquired ~16.74 acres at APIIC Industrial Park, Attivaram, Tirupati (AP) for Rs 18.41 Cr - long-term recycling / zinc-products platform, no project schedule disclosed</w:t>
+      </w:r>
+    </w:p>
+    <w:p>
+      <w:pPr>
+        <w:pStyle w:val="ListParagraph"/>
+        <w:numPr>
+          <w:ilvl w:val="0"/>
+          <w:numId w:val="1"/>
+        </w:numPr>
+        <w:spacing w:after="60"/>
+      </w:pPr>
+      <w:r>
+        <w:t xml:space="preserve">Aug-3-2026: independent director Ashok Bhandari (board member since Jun-2022, key committees) passed away - board vacancy</w:t>
+      </w:r>
+    </w:p>
+    <w:p>
+      <w:pPr>
+        <w:pStyle w:val="ListParagraph"/>
+        <w:numPr>
+          <w:ilvl w:val="0"/>
+          <w:numId w:val="1"/>
+        </w:numPr>
+        <w:spacing w:after="60"/>
+      </w:pPr>
+      <w:r>
+        <w:t xml:space="preserve">Aug-8-2026: Q1 FY27 board meeting; 8-Sep-2026 analyst/institutional investor meet (Mumbai)</w:t>
+      </w:r>
+    </w:p>
+    <w:p>
+      <w:pPr>
+        <w:spacing w:after="120"/>
+      </w:pPr>
+      <w:r>
+        <w:rPr>
+          <w:b/>
+          <w:bCs/>
+          <w:sz w:val="20"/>
+          <w:szCs w:val="20"/>
+        </w:rPr>
+        <w:t xml:space="preserve">Key new facts vs. the prior write-up:</w:t>
+      </w:r>
+    </w:p>
+    <w:p>
+      <w:pPr>
+        <w:pStyle w:val="ListParagraph"/>
+        <w:numPr>
+          <w:ilvl w:val="0"/>
+          <w:numId w:val="1"/>
+        </w:numPr>
+        <w:spacing w:after="60"/>
+      </w:pPr>
+      <w:r>
+        <w:t xml:space="preserve">Return profile is modest: ROE only 13% (3-yr 13%), OPM 7-11% and volatile - this is a cyclical converter, not a compounder, which the prior write-up did not capture</w:t>
+      </w:r>
+    </w:p>
+    <w:p>
+      <w:pPr>
+        <w:pStyle w:val="ListParagraph"/>
+        <w:numPr>
+          <w:ilvl w:val="0"/>
+          <w:numId w:val="1"/>
+        </w:numPr>
+        <w:spacing w:after="60"/>
+      </w:pPr>
+      <w:r>
+        <w:t xml:space="preserve">3-yr revenue CAGR is only ~8% and FY24 was an outright decline; FY25 CFO was negative - earnings and cash flow are zinc-price-lumpy</w:t>
+      </w:r>
+    </w:p>
+    <w:p>
+      <w:pPr>
+        <w:pStyle w:val="ListParagraph"/>
+        <w:numPr>
+          <w:ilvl w:val="0"/>
+          <w:numId w:val="1"/>
+        </w:numPr>
+        <w:spacing w:after="60"/>
+      </w:pPr>
+      <w:r>
+        <w:t xml:space="preserve">Dahej commissioning firmed to Nov-2026; a second, longer-dated site (Tirupati) added via BDJ Oxides</w:t>
+      </w:r>
+    </w:p>
+    <w:p>
+      <w:pPr>
+        <w:pStyle w:val="ListParagraph"/>
+        <w:numPr>
+          <w:ilvl w:val="0"/>
+          <w:numId w:val="1"/>
+        </w:numPr>
+        <w:spacing w:after="60"/>
+      </w:pPr>
+      <w:r>
+        <w:t xml:space="preserve">Q1 FY27 strong (revenue +44.8%, PAT +59%) but volume-led with margin still in-band</w:t>
+      </w:r>
+    </w:p>
+    <w:p>
+      <w:pPr>
+        <w:spacing w:after="120"/>
+      </w:pPr>
+      <w:r>
+        <w:rPr>
+          <w:b/>
+          <w:bCs/>
+          <w:sz w:val="20"/>
+          <w:szCs w:val="20"/>
+        </w:rPr>
+        <w:t xml:space="preserve">Open questions / what to watch:</w:t>
+      </w:r>
+    </w:p>
+    <w:p>
+      <w:pPr>
+        <w:pStyle w:val="ListParagraph"/>
+        <w:numPr>
+          <w:ilvl w:val="0"/>
+          <w:numId w:val="1"/>
+        </w:numPr>
+        <w:spacing w:after="60"/>
+      </w:pPr>
+      <w:r>
+        <w:t xml:space="preserve">Does core EBITDA margin actually move toward 13-14%, or stay in the 8-11% band once Dahej volume dilutes fixed-cost absorption early?</w:t>
+      </w:r>
+    </w:p>
+    <w:p>
+      <w:pPr>
+        <w:pStyle w:val="ListParagraph"/>
+        <w:numPr>
+          <w:ilvl w:val="0"/>
+          <w:numId w:val="1"/>
+        </w:numPr>
+        <w:spacing w:after="60"/>
+      </w:pPr>
+      <w:r>
+        <w:t xml:space="preserve">How fast does non-rubber revenue share actually climb from ~15%?</w:t>
+      </w:r>
+    </w:p>
+    <w:p>
+      <w:pPr>
+        <w:pStyle w:val="ListParagraph"/>
+        <w:numPr>
+          <w:ilvl w:val="0"/>
+          <w:numId w:val="1"/>
+        </w:numPr>
+        <w:spacing w:after="60"/>
+      </w:pPr>
+      <w:r>
+        <w:t xml:space="preserve">What is the Tirupati (BDJ Oxides) project - capacity, product, capex, timeline?</w:t>
+      </w:r>
+    </w:p>
+    <w:p>
+      <w:pPr>
+        <w:pStyle w:val="ListParagraph"/>
+        <w:numPr>
+          <w:ilvl w:val="0"/>
+          <w:numId w:val="1"/>
+        </w:numPr>
+        <w:spacing w:after="60"/>
+      </w:pPr>
+      <w:r>
+        <w:t xml:space="preserve">How exposed is FY27 PAT to an LME zinc down-leg given the no-hedging policy?</w:t>
+      </w:r>
+    </w:p>
+    <w:p>
+      <w:pPr>
+        <w:spacing w:after="120" w:before="120"/>
+      </w:pPr>
+      <w:r>
+        <w:rPr>
+          <w:b/>
+          <w:bCs/>
+          <w:sz w:val="20"/>
+          <w:szCs w:val="20"/>
+        </w:rPr>
+        <w:t xml:space="preserve">Conviction impact: </w:t>
+      </w:r>
+      <w:r>
+        <w:rPr>
+          <w:sz w:val="20"/>
+          <w:szCs w:val="20"/>
+        </w:rPr>
+        <w:t xml:space="preserve">Low -&gt; Low. The Dahej expansion is real, funded and commissioning-confirmed and Q1 FY27 was strong, but the deep financials reveal a low-ROE (~13%), unhedged-zinc-exposed commodity converter with ~8% 3-yr revenue CAGR and lumpy cash flow. That, plus a ~30x multiple that already prices the expansion, drops thesis_fit to 'neither' (four_box 1.5); conviction was already Low and stays there on the thin thread and unproven margin thesis.</w:t>
       </w:r>
     </w:p>
     <w:p>
@@ -249,15 +713,22 @@
         <w:spacing w:after="120" w:before="280"/>
       </w:pPr>
       <w:r>
-        <w:t xml:space="preserve">ValuePickr Community Signal</w:t>
-      </w:r>
-    </w:p>
-    <w:p>
-      <w:pPr>
-        <w:spacing w:after="120"/>
-      </w:pPr>
-      <w:r>
-        <w:t xml:space="preserve">Read the full thread (only 5 posts, Jun 2025-Dec 2025) -- a very new, thin thread with limited community validation yet. Coverage so far: an initiating overview (learner1), a detailed sales-mix breakdown (Malak_Gada), confirmation that FII/DII holdings held steady through the year (UrsRafeek), a Q1 results note on the capex timeline (learner1), and a note on the no-hedging policy (kiraank).</w:t>
+        <w:t xml:space="preserve">Guidance &amp; Expectation Gap</w:t>
+      </w:r>
+    </w:p>
+    <w:p>
+      <w:pPr>
+        <w:spacing w:after="120"/>
+      </w:pPr>
+      <w:r>
+        <w:rPr>
+          <w:i/>
+          <w:iCs/>
+          <w:color w:val="666666"/>
+          <w:sz w:val="18"/>
+          <w:szCs w:val="18"/>
+        </w:rPr>
+        <w:t xml:space="preserve">Management guidance decoded into commitments, graded on the expectation → action → operational → commercial → financial ladder, then compared to what the current price appears to assume. Method: playbook/guidance-and-expectation-gap.md.</w:t>
       </w:r>
     </w:p>
     <w:p>
@@ -271,14 +742,1046 @@
           <w:sz w:val="20"/>
           <w:szCs w:val="20"/>
         </w:rPr>
-        <w:t xml:space="preserve">High-conviction call from a top contributor: </w:t>
-      </w:r>
-      <w:r>
-        <w:rPr>
-          <w:sz w:val="20"/>
-          <w:szCs w:val="20"/>
-        </w:rPr>
-        <w:t xml:space="preserve">UrsRafeek (trusted, elevated) flagged stable FII/DII holdings through a down period as a positive signal. No trusted user has yet staked a strong conviction call -- the thread is simply too new and thin for that.</w:t>
+        <w:t xml:space="preserve">Commitment ladder (most-proven first):</w:t>
+      </w:r>
+    </w:p>
+    <w:tbl>
+      <w:tblPr>
+        <w:tblW w:type="dxa" w:w="9000"/>
+        <w:tblBorders>
+          <w:top w:val="single" w:color="auto" w:sz="4"/>
+          <w:left w:val="single" w:color="auto" w:sz="4"/>
+          <w:bottom w:val="single" w:color="auto" w:sz="4"/>
+          <w:right w:val="single" w:color="auto" w:sz="4"/>
+          <w:insideH w:val="single" w:color="auto" w:sz="4"/>
+          <w:insideV w:val="single" w:color="auto" w:sz="4"/>
+        </w:tblBorders>
+      </w:tblPr>
+      <w:tblGrid>
+        <w:gridCol w:w="1100"/>
+        <w:gridCol w:w="2600"/>
+        <w:gridCol w:w="2400"/>
+        <w:gridCol w:w="900"/>
+        <w:gridCol w:w="1200"/>
+        <w:gridCol w:w="800"/>
+      </w:tblGrid>
+      <w:tr>
+        <w:trPr>
+          <w:tblHeader/>
+        </w:trPr>
+        <w:tc>
+          <w:tcPr>
+            <w:tcW w:type="dxa" w:w="1100"/>
+            <w:shd w:fill="F2F2F2" w:val="clear"/>
+          </w:tcPr>
+          <w:p>
+            <w:r>
+              <w:rPr>
+                <w:b/>
+                <w:bCs/>
+                <w:sz w:val="18"/>
+                <w:szCs w:val="18"/>
+              </w:rPr>
+              <w:t xml:space="preserve">Area</w:t>
+            </w:r>
+          </w:p>
+        </w:tc>
+        <w:tc>
+          <w:tcPr>
+            <w:tcW w:type="dxa" w:w="2600"/>
+            <w:shd w:fill="F2F2F2" w:val="clear"/>
+          </w:tcPr>
+          <w:p>
+            <w:r>
+              <w:rPr>
+                <w:b/>
+                <w:bCs/>
+                <w:sz w:val="18"/>
+                <w:szCs w:val="18"/>
+              </w:rPr>
+              <w:t xml:space="preserve">Commitment</w:t>
+            </w:r>
+          </w:p>
+        </w:tc>
+        <w:tc>
+          <w:tcPr>
+            <w:tcW w:type="dxa" w:w="2400"/>
+            <w:shd w:fill="F2F2F2" w:val="clear"/>
+          </w:tcPr>
+          <w:p>
+            <w:r>
+              <w:rPr>
+                <w:b/>
+                <w:bCs/>
+                <w:sz w:val="18"/>
+                <w:szCs w:val="18"/>
+              </w:rPr>
+              <w:t xml:space="preserve">Specifics</w:t>
+            </w:r>
+          </w:p>
+        </w:tc>
+        <w:tc>
+          <w:tcPr>
+            <w:tcW w:type="dxa" w:w="900"/>
+            <w:shd w:fill="F2F2F2" w:val="clear"/>
+          </w:tcPr>
+          <w:p>
+            <w:r>
+              <w:rPr>
+                <w:b/>
+                <w:bCs/>
+                <w:sz w:val="18"/>
+                <w:szCs w:val="18"/>
+              </w:rPr>
+              <w:t xml:space="preserve">By when</w:t>
+            </w:r>
+          </w:p>
+        </w:tc>
+        <w:tc>
+          <w:tcPr>
+            <w:tcW w:type="dxa" w:w="1200"/>
+            <w:shd w:fill="F2F2F2" w:val="clear"/>
+          </w:tcPr>
+          <w:p>
+            <w:r>
+              <w:rPr>
+                <w:b/>
+                <w:bCs/>
+                <w:sz w:val="18"/>
+                <w:szCs w:val="18"/>
+              </w:rPr>
+              <w:t xml:space="preserve">Stage</w:t>
+            </w:r>
+          </w:p>
+        </w:tc>
+        <w:tc>
+          <w:tcPr>
+            <w:tcW w:type="dxa" w:w="800"/>
+            <w:shd w:fill="F2F2F2" w:val="clear"/>
+          </w:tcPr>
+          <w:p>
+            <w:r>
+              <w:rPr>
+                <w:b/>
+                <w:bCs/>
+                <w:sz w:val="18"/>
+                <w:szCs w:val="18"/>
+              </w:rPr>
+              <w:t xml:space="preserve">Thesis-critical</w:t>
+            </w:r>
+          </w:p>
+        </w:tc>
+      </w:tr>
+      <w:tr>
+        <w:tc>
+          <w:tcPr>
+            <w:tcW w:type="dxa" w:w="1100"/>
+          </w:tcPr>
+          <w:p>
+            <w:r>
+              <w:rPr>
+                <w:b w:val="false"/>
+                <w:bCs w:val="false"/>
+                <w:sz w:val="18"/>
+                <w:szCs w:val="18"/>
+              </w:rPr>
+              <w:t xml:space="preserve">capacity</w:t>
+            </w:r>
+          </w:p>
+        </w:tc>
+        <w:tc>
+          <w:tcPr>
+            <w:tcW w:type="dxa" w:w="2600"/>
+          </w:tcPr>
+          <w:p>
+            <w:r>
+              <w:rPr>
+                <w:b w:val="false"/>
+                <w:bCs w:val="false"/>
+                <w:sz w:val="18"/>
+                <w:szCs w:val="18"/>
+              </w:rPr>
+              <w:t xml:space="preserve">Dahej greenfield: +40,000 MTPA zinc chemicals, ~Rs 900 Cr topline potential at full utilisation</w:t>
+            </w:r>
+          </w:p>
+        </w:tc>
+        <w:tc>
+          <w:tcPr>
+            <w:tcW w:type="dxa" w:w="2400"/>
+          </w:tcPr>
+          <w:p>
+            <w:r>
+              <w:rPr>
+                <w:b w:val="false"/>
+                <w:bCs w:val="false"/>
+                <w:sz w:val="18"/>
+                <w:szCs w:val="18"/>
+              </w:rPr>
+              <w:t xml:space="preserve">Rs 100 Cr capex from internal accruals; current ~70,000 MTPA at ~70% utilisation; commissioning Nov-2026</w:t>
+            </w:r>
+          </w:p>
+        </w:tc>
+        <w:tc>
+          <w:tcPr>
+            <w:tcW w:type="dxa" w:w="900"/>
+          </w:tcPr>
+          <w:p>
+            <w:r>
+              <w:rPr>
+                <w:b w:val="false"/>
+                <w:bCs w:val="false"/>
+                <w:sz w:val="18"/>
+                <w:szCs w:val="18"/>
+              </w:rPr>
+              <w:t xml:space="preserve">FY27</w:t>
+            </w:r>
+          </w:p>
+        </w:tc>
+        <w:tc>
+          <w:tcPr>
+            <w:tcW w:type="dxa" w:w="1200"/>
+          </w:tcPr>
+          <w:p>
+            <w:r>
+              <w:rPr>
+                <w:b w:val="false"/>
+                <w:bCs w:val="false"/>
+                <w:sz w:val="18"/>
+                <w:szCs w:val="18"/>
+              </w:rPr>
+              <w:t xml:space="preserve">operational</w:t>
+            </w:r>
+          </w:p>
+        </w:tc>
+        <w:tc>
+          <w:tcPr>
+            <w:tcW w:type="dxa" w:w="800"/>
+          </w:tcPr>
+          <w:p>
+            <w:r>
+              <w:rPr>
+                <w:b w:val="false"/>
+                <w:bCs w:val="false"/>
+                <w:sz w:val="18"/>
+                <w:szCs w:val="18"/>
+              </w:rPr>
+              <w:t xml:space="preserve">yes</w:t>
+            </w:r>
+          </w:p>
+        </w:tc>
+      </w:tr>
+      <w:tr>
+        <w:tc>
+          <w:tcPr>
+            <w:tcW w:type="dxa" w:w="1100"/>
+          </w:tcPr>
+          <w:p>
+            <w:r>
+              <w:rPr>
+                <w:b w:val="false"/>
+                <w:bCs w:val="false"/>
+                <w:sz w:val="18"/>
+                <w:szCs w:val="18"/>
+              </w:rPr>
+              <w:t xml:space="preserve">margin</w:t>
+            </w:r>
+          </w:p>
+        </w:tc>
+        <w:tc>
+          <w:tcPr>
+            <w:tcW w:type="dxa" w:w="2600"/>
+          </w:tcPr>
+          <w:p>
+            <w:r>
+              <w:rPr>
+                <w:b w:val="false"/>
+                <w:bCs w:val="false"/>
+                <w:sz w:val="18"/>
+                <w:szCs w:val="18"/>
+              </w:rPr>
+              <w:t xml:space="preserve">Core EBITDA margin to 13-14% within 2-3 years (+200-300 bps)</w:t>
+            </w:r>
+          </w:p>
+        </w:tc>
+        <w:tc>
+          <w:tcPr>
+            <w:tcW w:type="dxa" w:w="2400"/>
+          </w:tcPr>
+          <w:p>
+            <w:r>
+              <w:rPr>
+                <w:b w:val="false"/>
+                <w:bCs w:val="false"/>
+                <w:sz w:val="18"/>
+                <w:szCs w:val="18"/>
+              </w:rPr>
+              <w:t xml:space="preserve">current OPM 8-11%; driven by value-added products + scale</w:t>
+            </w:r>
+          </w:p>
+        </w:tc>
+        <w:tc>
+          <w:tcPr>
+            <w:tcW w:type="dxa" w:w="900"/>
+          </w:tcPr>
+          <w:p>
+            <w:r>
+              <w:rPr>
+                <w:b w:val="false"/>
+                <w:bCs w:val="false"/>
+                <w:sz w:val="18"/>
+                <w:szCs w:val="18"/>
+              </w:rPr>
+              <w:t xml:space="preserve">beyond</w:t>
+            </w:r>
+          </w:p>
+        </w:tc>
+        <w:tc>
+          <w:tcPr>
+            <w:tcW w:type="dxa" w:w="1200"/>
+          </w:tcPr>
+          <w:p>
+            <w:r>
+              <w:rPr>
+                <w:b w:val="false"/>
+                <w:bCs w:val="false"/>
+                <w:sz w:val="18"/>
+                <w:szCs w:val="18"/>
+              </w:rPr>
+              <w:t xml:space="preserve">expectation</w:t>
+            </w:r>
+          </w:p>
+        </w:tc>
+        <w:tc>
+          <w:tcPr>
+            <w:tcW w:type="dxa" w:w="800"/>
+          </w:tcPr>
+          <w:p>
+            <w:r>
+              <w:rPr>
+                <w:b w:val="false"/>
+                <w:bCs w:val="false"/>
+                <w:sz w:val="18"/>
+                <w:szCs w:val="18"/>
+              </w:rPr>
+              <w:t xml:space="preserve">yes</w:t>
+            </w:r>
+          </w:p>
+        </w:tc>
+      </w:tr>
+      <w:tr>
+        <w:tc>
+          <w:tcPr>
+            <w:tcW w:type="dxa" w:w="1100"/>
+          </w:tcPr>
+          <w:p>
+            <w:r>
+              <w:rPr>
+                <w:b w:val="false"/>
+                <w:bCs w:val="false"/>
+                <w:sz w:val="18"/>
+                <w:szCs w:val="18"/>
+              </w:rPr>
+              <w:t xml:space="preserve">new_business</w:t>
+            </w:r>
+          </w:p>
+        </w:tc>
+        <w:tc>
+          <w:tcPr>
+            <w:tcW w:type="dxa" w:w="2600"/>
+          </w:tcPr>
+          <w:p>
+            <w:r>
+              <w:rPr>
+                <w:b w:val="false"/>
+                <w:bCs w:val="false"/>
+                <w:sz w:val="18"/>
+                <w:szCs w:val="18"/>
+              </w:rPr>
+              <w:t xml:space="preserve">Non-rubber revenue share to rise from ~15% to ~30%</w:t>
+            </w:r>
+          </w:p>
+        </w:tc>
+        <w:tc>
+          <w:tcPr>
+            <w:tcW w:type="dxa" w:w="2400"/>
+          </w:tcPr>
+          <w:p>
+            <w:r>
+              <w:rPr>
+                <w:b w:val="false"/>
+                <w:bCs w:val="false"/>
+                <w:sz w:val="18"/>
+                <w:szCs w:val="18"/>
+              </w:rPr>
+              <w:t xml:space="preserve">higher-margin zinc derivatives / specialty grades</w:t>
+            </w:r>
+          </w:p>
+        </w:tc>
+        <w:tc>
+          <w:tcPr>
+            <w:tcW w:type="dxa" w:w="900"/>
+          </w:tcPr>
+          <w:p>
+            <w:r>
+              <w:rPr>
+                <w:b w:val="false"/>
+                <w:bCs w:val="false"/>
+                <w:sz w:val="18"/>
+                <w:szCs w:val="18"/>
+              </w:rPr>
+              <w:t xml:space="preserve">beyond</w:t>
+            </w:r>
+          </w:p>
+        </w:tc>
+        <w:tc>
+          <w:tcPr>
+            <w:tcW w:type="dxa" w:w="1200"/>
+          </w:tcPr>
+          <w:p>
+            <w:r>
+              <w:rPr>
+                <w:b w:val="false"/>
+                <w:bCs w:val="false"/>
+                <w:sz w:val="18"/>
+                <w:szCs w:val="18"/>
+              </w:rPr>
+              <w:t xml:space="preserve">expectation</w:t>
+            </w:r>
+          </w:p>
+        </w:tc>
+        <w:tc>
+          <w:tcPr>
+            <w:tcW w:type="dxa" w:w="800"/>
+          </w:tcPr>
+          <w:p>
+            <w:r>
+              <w:rPr>
+                <w:b w:val="false"/>
+                <w:bCs w:val="false"/>
+                <w:sz w:val="18"/>
+                <w:szCs w:val="18"/>
+              </w:rPr>
+              <w:t xml:space="preserve">yes</w:t>
+            </w:r>
+          </w:p>
+        </w:tc>
+      </w:tr>
+      <w:tr>
+        <w:tc>
+          <w:tcPr>
+            <w:tcW w:type="dxa" w:w="1100"/>
+          </w:tcPr>
+          <w:p>
+            <w:r>
+              <w:rPr>
+                <w:b w:val="false"/>
+                <w:bCs w:val="false"/>
+                <w:sz w:val="18"/>
+                <w:szCs w:val="18"/>
+              </w:rPr>
+              <w:t xml:space="preserve">strategy</w:t>
+            </w:r>
+          </w:p>
+        </w:tc>
+        <w:tc>
+          <w:tcPr>
+            <w:tcW w:type="dxa" w:w="2600"/>
+          </w:tcPr>
+          <w:p>
+            <w:r>
+              <w:rPr>
+                <w:b w:val="false"/>
+                <w:bCs w:val="false"/>
+                <w:sz w:val="18"/>
+                <w:szCs w:val="18"/>
+              </w:rPr>
+              <w:t xml:space="preserve">BDJ Oxides (material subsidiary) acquired 16.74 acres at Tirupati, AP</w:t>
+            </w:r>
+          </w:p>
+        </w:tc>
+        <w:tc>
+          <w:tcPr>
+            <w:tcW w:type="dxa" w:w="2400"/>
+          </w:tcPr>
+          <w:p>
+            <w:r>
+              <w:rPr>
+                <w:b w:val="false"/>
+                <w:bCs w:val="false"/>
+                <w:sz w:val="18"/>
+                <w:szCs w:val="18"/>
+              </w:rPr>
+              <w:t xml:space="preserve">APIIC Industrial Park, Attivaram; Rs 18.41 Cr; sustainable recycling + zinc-based products</w:t>
+            </w:r>
+          </w:p>
+        </w:tc>
+        <w:tc>
+          <w:tcPr>
+            <w:tcW w:type="dxa" w:w="900"/>
+          </w:tcPr>
+          <w:p>
+            <w:r>
+              <w:rPr>
+                <w:b w:val="false"/>
+                <w:bCs w:val="false"/>
+                <w:sz w:val="18"/>
+                <w:szCs w:val="18"/>
+              </w:rPr>
+              <w:t xml:space="preserve">beyond</w:t>
+            </w:r>
+          </w:p>
+        </w:tc>
+        <w:tc>
+          <w:tcPr>
+            <w:tcW w:type="dxa" w:w="1200"/>
+          </w:tcPr>
+          <w:p>
+            <w:r>
+              <w:rPr>
+                <w:b w:val="false"/>
+                <w:bCs w:val="false"/>
+                <w:sz w:val="18"/>
+                <w:szCs w:val="18"/>
+              </w:rPr>
+              <w:t xml:space="preserve">action</w:t>
+            </w:r>
+          </w:p>
+        </w:tc>
+        <w:tc>
+          <w:tcPr>
+            <w:tcW w:type="dxa" w:w="800"/>
+          </w:tcPr>
+          <w:p>
+            <w:r>
+              <w:rPr>
+                <w:b w:val="false"/>
+                <w:bCs w:val="false"/>
+                <w:sz w:val="18"/>
+                <w:szCs w:val="18"/>
+              </w:rPr>
+              <w:t xml:space="preserve"/>
+            </w:r>
+          </w:p>
+        </w:tc>
+      </w:tr>
+    </w:tbl>
+    <w:p>
+      <w:pPr>
+        <w:spacing w:after="60" w:before="120"/>
+      </w:pPr>
+      <w:r>
+        <w:rPr>
+          <w:b/>
+          <w:bCs/>
+          <w:sz w:val="20"/>
+          <w:szCs w:val="20"/>
+        </w:rPr>
+        <w:t xml:space="preserve">Earnings chain: </w:t>
+      </w:r>
+      <w:r>
+        <w:rPr>
+          <w:b w:val="false"/>
+          <w:bCs w:val="false"/>
+          <w:sz w:val="20"/>
+          <w:szCs w:val="20"/>
+        </w:rPr>
+        <w:t xml:space="preserve">Dahej +40,000 MTPA capacity online (Nov-2026)</w:t>
+      </w:r>
+      <w:r>
+        <w:rPr>
+          <w:color w:val="666666"/>
+          <w:sz w:val="20"/>
+          <w:szCs w:val="20"/>
+        </w:rPr>
+        <w:t xml:space="preserve"> → </w:t>
+      </w:r>
+      <w:r>
+        <w:rPr>
+          <w:b w:val="false"/>
+          <w:bCs w:val="false"/>
+          <w:sz w:val="20"/>
+          <w:szCs w:val="20"/>
+        </w:rPr>
+        <w:t xml:space="preserve">volume growth (tyre + non-rubber)</w:t>
+      </w:r>
+      <w:r>
+        <w:rPr>
+          <w:color w:val="666666"/>
+          <w:sz w:val="20"/>
+          <w:szCs w:val="20"/>
+        </w:rPr>
+        <w:t xml:space="preserve"> → </w:t>
+      </w:r>
+      <w:r>
+        <w:rPr>
+          <w:b w:val="false"/>
+          <w:bCs w:val="false"/>
+          <w:sz w:val="20"/>
+          <w:szCs w:val="20"/>
+        </w:rPr>
+        <w:t xml:space="preserve">non-rubber value-added mix 15% -&gt; 30%</w:t>
+      </w:r>
+      <w:r>
+        <w:rPr>
+          <w:color w:val="666666"/>
+          <w:sz w:val="20"/>
+          <w:szCs w:val="20"/>
+        </w:rPr>
+        <w:t xml:space="preserve"> → </w:t>
+      </w:r>
+      <w:r>
+        <w:rPr>
+          <w:b w:val="false"/>
+          <w:bCs w:val="false"/>
+          <w:sz w:val="20"/>
+          <w:szCs w:val="20"/>
+        </w:rPr>
+        <w:t xml:space="preserve">core EBITDA margin 13-14%</w:t>
+      </w:r>
+      <w:r>
+        <w:rPr>
+          <w:color w:val="666666"/>
+          <w:sz w:val="20"/>
+          <w:szCs w:val="20"/>
+        </w:rPr>
+        <w:t xml:space="preserve"> → </w:t>
+      </w:r>
+      <w:r>
+        <w:rPr>
+          <w:b w:val="false"/>
+          <w:bCs w:val="false"/>
+          <w:sz w:val="20"/>
+          <w:szCs w:val="20"/>
+        </w:rPr>
+        <w:t xml:space="preserve">operating leverage</w:t>
+      </w:r>
+      <w:r>
+        <w:rPr>
+          <w:color w:val="666666"/>
+          <w:sz w:val="20"/>
+          <w:szCs w:val="20"/>
+        </w:rPr>
+        <w:t xml:space="preserve"> → </w:t>
+      </w:r>
+      <w:r>
+        <w:rPr>
+          <w:b w:val="false"/>
+          <w:bCs w:val="false"/>
+          <w:sz w:val="20"/>
+          <w:szCs w:val="20"/>
+        </w:rPr>
+        <w:t xml:space="preserve">PAT / FCF</w:t>
+      </w:r>
+    </w:p>
+    <w:p>
+      <w:pPr>
+        <w:spacing w:after="120"/>
+      </w:pPr>
+      <w:r>
+        <w:rPr>
+          <w:color w:val="666666"/>
+          <w:sz w:val="18"/>
+          <w:szCs w:val="18"/>
+        </w:rPr>
+        <w:t xml:space="preserve">Bottleneck link: Dahej commissioning + utilisation ramp.</w:t>
+      </w:r>
+    </w:p>
+    <w:p>
+      <w:pPr>
+        <w:spacing w:after="120"/>
+      </w:pPr>
+      <w:r>
+        <w:rPr>
+          <w:color w:val="666666"/>
+          <w:sz w:val="18"/>
+          <w:szCs w:val="18"/>
+        </w:rPr>
+        <w:t xml:space="preserve">Operating leverage: yes - margin guided up ~200-300 bps on mix + scale, but unhedged LME zinc price can swamp it in either direction</w:t>
+      </w:r>
+    </w:p>
+    <w:p>
+      <w:pPr>
+        <w:spacing w:after="120"/>
+      </w:pPr>
+      <w:r>
+        <w:rPr>
+          <w:color w:val="666666"/>
+          <w:sz w:val="18"/>
+          <w:szCs w:val="18"/>
+        </w:rPr>
+        <w:t xml:space="preserve">Evidenced: Dahej +40,000 MTPA capacity online (Nov-2026); volume growth (tyre + non-rubber). Still assumed: non-rubber value-added mix 15% -&gt; 30%; core EBITDA margin 13-14%; operating leverage.</w:t>
+      </w:r>
+    </w:p>
+    <w:p>
+      <w:pPr>
+        <w:spacing w:after="120"/>
+      </w:pPr>
+      <w:r>
+        <w:rPr>
+          <w:b/>
+          <w:bCs/>
+          <w:sz w:val="20"/>
+          <w:szCs w:val="20"/>
+        </w:rPr>
+        <w:t xml:space="preserve">Market expectation vs. our path:</w:t>
+      </w:r>
+    </w:p>
+    <w:tbl>
+      <w:tblPr>
+        <w:tblW w:type="dxa" w:w="9000"/>
+        <w:tblBorders>
+          <w:top w:val="single" w:color="auto" w:sz="4"/>
+          <w:left w:val="single" w:color="auto" w:sz="4"/>
+          <w:bottom w:val="single" w:color="auto" w:sz="4"/>
+          <w:right w:val="single" w:color="auto" w:sz="4"/>
+          <w:insideH w:val="single" w:color="auto" w:sz="4"/>
+          <w:insideV w:val="single" w:color="auto" w:sz="4"/>
+        </w:tblBorders>
+      </w:tblPr>
+      <w:tblGrid>
+        <w:gridCol w:w="3200"/>
+        <w:gridCol w:w="5800"/>
+      </w:tblGrid>
+      <w:tr>
+        <w:tc>
+          <w:tcPr>
+            <w:tcW w:type="dxa" w:w="3200"/>
+            <w:shd w:fill="F2F2F2" w:val="clear"/>
+          </w:tcPr>
+          <w:p>
+            <w:r>
+              <w:rPr>
+                <w:b/>
+                <w:bCs/>
+              </w:rPr>
+              <w:t xml:space="preserve">As of</w:t>
+            </w:r>
+          </w:p>
+        </w:tc>
+        <w:tc>
+          <w:tcPr>
+            <w:tcW w:type="dxa" w:w="5800"/>
+          </w:tcPr>
+          <w:p>
+            <w:r>
+              <w:t xml:space="preserve">2026-09-07</w:t>
+            </w:r>
+          </w:p>
+        </w:tc>
+      </w:tr>
+      <w:tr>
+        <w:tc>
+          <w:tcPr>
+            <w:tcW w:type="dxa" w:w="3200"/>
+            <w:shd w:fill="F2F2F2" w:val="clear"/>
+          </w:tcPr>
+          <w:p>
+            <w:r>
+              <w:rPr>
+                <w:b/>
+                <w:bCs/>
+              </w:rPr>
+              <w:t xml:space="preserve">Price / multiple</w:t>
+            </w:r>
+          </w:p>
+        </w:tc>
+        <w:tc>
+          <w:tcPr>
+            <w:tcW w:type="dxa" w:w="5800"/>
+          </w:tcPr>
+          <w:p>
+            <w:r>
+              <w:t xml:space="preserve">Rs 581 · 30.3x P/E</w:t>
+            </w:r>
+          </w:p>
+        </w:tc>
+      </w:tr>
+      <w:tr>
+        <w:tc>
+          <w:tcPr>
+            <w:tcW w:type="dxa" w:w="3200"/>
+            <w:shd w:fill="F2F2F2" w:val="clear"/>
+          </w:tcPr>
+          <w:p>
+            <w:r>
+              <w:rPr>
+                <w:b/>
+                <w:bCs/>
+              </w:rPr>
+              <w:t xml:space="preserve">Right valuation lens</w:t>
+            </w:r>
+          </w:p>
+        </w:tc>
+        <w:tc>
+          <w:tcPr>
+            <w:tcW w:type="dxa" w:w="5800"/>
+          </w:tcPr>
+          <w:p>
+            <w:r>
+              <w:t xml:space="preserve">P/E</w:t>
+            </w:r>
+          </w:p>
+        </w:tc>
+      </w:tr>
+      <w:tr>
+        <w:tc>
+          <w:tcPr>
+            <w:tcW w:type="dxa" w:w="3200"/>
+            <w:shd w:fill="F2F2F2" w:val="clear"/>
+          </w:tcPr>
+          <w:p>
+            <w:r>
+              <w:rPr>
+                <w:b/>
+                <w:bCs/>
+              </w:rPr>
+              <w:t xml:space="preserve">Price implies</w:t>
+            </w:r>
+          </w:p>
+        </w:tc>
+        <w:tc>
+          <w:tcPr>
+            <w:tcW w:type="dxa" w:w="5800"/>
+          </w:tcPr>
+          <w:p>
+            <w:r>
+              <w:t xml:space="preserve">~25-30% EPS CAGR FY26-28 to justify ~30x trailing at an ~18-20x exit (cyclical converter, ~13% ROE)</w:t>
+            </w:r>
+          </w:p>
+        </w:tc>
+      </w:tr>
+      <w:tr>
+        <w:tc>
+          <w:tcPr>
+            <w:tcW w:type="dxa" w:w="3200"/>
+            <w:shd w:fill="F2F2F2" w:val="clear"/>
+          </w:tcPr>
+          <w:p>
+            <w:r>
+              <w:rPr>
+                <w:b/>
+                <w:bCs/>
+              </w:rPr>
+              <w:t xml:space="preserve">Our FY27</w:t>
+            </w:r>
+          </w:p>
+        </w:tc>
+        <w:tc>
+          <w:tcPr>
+            <w:tcW w:type="dxa" w:w="5800"/>
+          </w:tcPr>
+          <w:p>
+            <w:r>
+              <w:t xml:space="preserve">revenue +25-35% (Dahej a partial year from H2 + tyre volume); PAT +25-40%; EBITDA margin ~11-12%</w:t>
+            </w:r>
+          </w:p>
+        </w:tc>
+      </w:tr>
+      <w:tr>
+        <w:tc>
+          <w:tcPr>
+            <w:tcW w:type="dxa" w:w="3200"/>
+            <w:shd w:fill="F2F2F2" w:val="clear"/>
+          </w:tcPr>
+          <w:p>
+            <w:r>
+              <w:rPr>
+                <w:b/>
+                <w:bCs/>
+              </w:rPr>
+              <w:t xml:space="preserve">Our FY28</w:t>
+            </w:r>
+          </w:p>
+        </w:tc>
+        <w:tc>
+          <w:tcPr>
+            <w:tcW w:type="dxa" w:w="5800"/>
+          </w:tcPr>
+          <w:p>
+            <w:r>
+              <w:t xml:space="preserve">first full Dahej year + some non-rubber mix: revenue ~Rs 1,500-1,800 Cr, EBITDA margin ~12-13%, PAT ~Rs 120-160 Cr (EPS ~Rs 33-42)</w:t>
+            </w:r>
+          </w:p>
+        </w:tc>
+      </w:tr>
+      <w:tr>
+        <w:tc>
+          <w:tcPr>
+            <w:tcW w:type="dxa" w:w="3200"/>
+            <w:shd w:fill="F2F2F2" w:val="clear"/>
+          </w:tcPr>
+          <w:p>
+            <w:r>
+              <w:rPr>
+                <w:b/>
+                <w:bCs/>
+              </w:rPr>
+              <w:t xml:space="preserve">Gap direction</w:t>
+            </w:r>
+          </w:p>
+        </w:tc>
+        <w:tc>
+          <w:tcPr>
+            <w:tcW w:type="dxa" w:w="5800"/>
+          </w:tcPr>
+          <w:p>
+            <w:r>
+              <w:t xml:space="preserve">priced-in</w:t>
+            </w:r>
+          </w:p>
+        </w:tc>
+      </w:tr>
+      <w:tr>
+        <w:tc>
+          <w:tcPr>
+            <w:tcW w:type="dxa" w:w="3200"/>
+            <w:shd w:fill="F2F2F2" w:val="clear"/>
+          </w:tcPr>
+          <w:p>
+            <w:r>
+              <w:rPr>
+                <w:b/>
+                <w:bCs/>
+              </w:rPr>
+              <w:t xml:space="preserve">Gap type</w:t>
+            </w:r>
+          </w:p>
+        </w:tc>
+        <w:tc>
+          <w:tcPr>
+            <w:tcW w:type="dxa" w:w="5800"/>
+          </w:tcPr>
+          <w:p>
+            <w:r>
+              <w:t xml:space="preserve">margin</w:t>
+            </w:r>
+          </w:p>
+        </w:tc>
+      </w:tr>
+      <w:tr>
+        <w:tc>
+          <w:tcPr>
+            <w:tcW w:type="dxa" w:w="3200"/>
+            <w:shd w:fill="F2F2F2" w:val="clear"/>
+          </w:tcPr>
+          <w:p>
+            <w:r>
+              <w:rPr>
+                <w:b/>
+                <w:bCs/>
+              </w:rPr>
+              <w:t xml:space="preserve">Gap magnitude</w:t>
+            </w:r>
+          </w:p>
+        </w:tc>
+        <w:tc>
+          <w:tcPr>
+            <w:tcW w:type="dxa" w:w="5800"/>
+          </w:tcPr>
+          <w:p>
+            <w:r>
+              <w:t xml:space="preserve">not estimable</w:t>
+            </w:r>
+          </w:p>
+        </w:tc>
+      </w:tr>
+      <w:tr>
+        <w:tc>
+          <w:tcPr>
+            <w:tcW w:type="dxa" w:w="3200"/>
+            <w:shd w:fill="F2F2F2" w:val="clear"/>
+          </w:tcPr>
+          <w:p>
+            <w:r>
+              <w:rPr>
+                <w:b/>
+                <w:bCs/>
+              </w:rPr>
+              <w:t xml:space="preserve">Gap basis</w:t>
+            </w:r>
+          </w:p>
+        </w:tc>
+        <w:tc>
+          <w:tcPr>
+            <w:tcW w:type="dxa" w:w="5800"/>
+          </w:tcPr>
+          <w:p>
+            <w:r>
+              <w:t xml:space="preserve">~30x already discounts Dahej and the non-rubber mix-shift; the incremental economics (Rs 100 Cr capex -&gt; ~Rs 900 Cr topline at 10-13% EBITDA) roughly double the business over 3-4 years - a 2-3x earnings story - and unhedged LME zinc adds two-way margin risk the multiple does not compensate for</w:t>
+            </w:r>
+          </w:p>
+        </w:tc>
+      </w:tr>
+      <w:tr>
+        <w:tc>
+          <w:tcPr>
+            <w:tcW w:type="dxa" w:w="3200"/>
+            <w:shd w:fill="F2F2F2" w:val="clear"/>
+          </w:tcPr>
+          <w:p>
+            <w:r>
+              <w:rPr>
+                <w:b/>
+                <w:bCs/>
+              </w:rPr>
+              <w:t xml:space="preserve">Evidence quality</w:t>
+            </w:r>
+          </w:p>
+        </w:tc>
+        <w:tc>
+          <w:tcPr>
+            <w:tcW w:type="dxa" w:w="5800"/>
+          </w:tcPr>
+          <w:p>
+            <w:r>
+              <w:t xml:space="preserve">monitor</w:t>
+            </w:r>
+          </w:p>
+        </w:tc>
+      </w:tr>
+    </w:tbl>
+    <w:p>
+      <w:pPr>
+        <w:spacing w:after="120"/>
+      </w:pPr>
+      <w:r>
+        <w:rPr>
+          <w:i/>
+          <w:iCs/>
+          <w:color w:val="666666"/>
+          <w:sz w:val="16"/>
+          <w:szCs w:val="16"/>
+        </w:rPr>
+        <w:t xml:space="preserve">no broker consensus; implied path is a reverse-P/E estimate + screener.in forward figures + VP thread view</w:t>
+      </w:r>
+    </w:p>
+    <w:p>
+      <w:pPr>
+        <w:spacing w:after="120" w:before="120"/>
+      </w:pPr>
+      <w:r>
+        <w:rPr>
+          <w:b/>
+          <w:bCs/>
+          <w:sz w:val="20"/>
+          <w:szCs w:val="20"/>
+        </w:rPr>
+        <w:t xml:space="preserve">Catalyst: </w:t>
+      </w:r>
+      <w:r>
+        <w:rPr>
+          <w:sz w:val="20"/>
+          <w:szCs w:val="20"/>
+        </w:rPr>
+        <w:t xml:space="preserve">Dahej commissioning (Nov-2026) + first 1-2 quarters of ramp showing whether core EBITDA margin moves toward 13-14% and non-rubber share climbs</w:t>
+      </w:r>
+      <w:r>
+        <w:rPr>
+          <w:color w:val="666666"/>
+          <w:sz w:val="18"/>
+          <w:szCs w:val="18"/>
+        </w:rPr>
+        <w:t xml:space="preserve"> (window ~6M from 2026-09-07; dated; evidence med; pending)</w:t>
       </w:r>
     </w:p>
     <w:p>
@@ -287,15 +1790,727 @@
         <w:spacing w:after="120" w:before="280"/>
       </w:pPr>
       <w:r>
-        <w:t xml:space="preserve">BSE Corporate Actions / Other Red Flags</w:t>
-      </w:r>
-    </w:p>
-    <w:p>
-      <w:pPr>
-        <w:spacing w:after="120"/>
-      </w:pPr>
-      <w:r>
-        <w:t xml:space="preserve">Not independently checked this pass.</w:t>
+        <w:t xml:space="preserve">Ishmohit-Lens Checks (value chain · earnings quality · growth trajectory · management · quality metrics · track record · global-signal check)</w:t>
+      </w:r>
+    </w:p>
+    <w:p>
+      <w:pPr>
+        <w:spacing w:after="120"/>
+      </w:pPr>
+      <w:r>
+        <w:rPr>
+          <w:i/>
+          <w:iCs/>
+          <w:color w:val="666666"/>
+          <w:sz w:val="18"/>
+          <w:szCs w:val="18"/>
+        </w:rPr>
+        <w:t xml:space="preserve">Extra checks drawn from @ishmohit1 / SOIC methodology (playbook/ishmohit-soic-style.md): where the company sits in its value chain and what the supply side is doing, whether a margin/PAT inflection is structural or a cyclical peak, the rate-of-change of growth vs. what the multiple demands, and management quality as a positive attribute.</w:t>
+      </w:r>
+    </w:p>
+    <w:p>
+      <w:pPr>
+        <w:spacing w:after="120"/>
+      </w:pPr>
+      <w:r>
+        <w:rPr>
+          <w:b/>
+          <w:bCs/>
+          <w:sz w:val="20"/>
+          <w:szCs w:val="20"/>
+        </w:rPr>
+        <w:t xml:space="preserve">Value chain &amp; supply side:</w:t>
+      </w:r>
+    </w:p>
+    <w:tbl>
+      <w:tblPr>
+        <w:tblW w:type="dxa" w:w="9000"/>
+        <w:tblBorders>
+          <w:top w:val="single" w:color="auto" w:sz="4"/>
+          <w:left w:val="single" w:color="auto" w:sz="4"/>
+          <w:bottom w:val="single" w:color="auto" w:sz="4"/>
+          <w:right w:val="single" w:color="auto" w:sz="4"/>
+          <w:insideH w:val="single" w:color="auto" w:sz="4"/>
+          <w:insideV w:val="single" w:color="auto" w:sz="4"/>
+        </w:tblBorders>
+      </w:tblPr>
+      <w:tblGrid>
+        <w:gridCol w:w="3200"/>
+        <w:gridCol w:w="5800"/>
+      </w:tblGrid>
+      <w:tr>
+        <w:tc>
+          <w:tcPr>
+            <w:tcW w:type="dxa" w:w="3200"/>
+            <w:shd w:fill="F2F2F2" w:val="clear"/>
+          </w:tcPr>
+          <w:p>
+            <w:r>
+              <w:rPr>
+                <w:b/>
+                <w:bCs/>
+              </w:rPr>
+              <w:t xml:space="preserve">Theme</w:t>
+            </w:r>
+          </w:p>
+        </w:tc>
+        <w:tc>
+          <w:tcPr>
+            <w:tcW w:type="dxa" w:w="5800"/>
+          </w:tcPr>
+          <w:p>
+            <w:r>
+              <w:t xml:space="preserve">zinc oxide / zinc chemicals for tyre + specialty end-markets</w:t>
+            </w:r>
+          </w:p>
+        </w:tc>
+      </w:tr>
+      <w:tr>
+        <w:tc>
+          <w:tcPr>
+            <w:tcW w:type="dxa" w:w="3200"/>
+            <w:shd w:fill="F2F2F2" w:val="clear"/>
+          </w:tcPr>
+          <w:p>
+            <w:r>
+              <w:rPr>
+                <w:b/>
+                <w:bCs/>
+              </w:rPr>
+              <w:t xml:space="preserve">This company's position</w:t>
+            </w:r>
+          </w:p>
+        </w:tc>
+        <w:tc>
+          <w:tcPr>
+            <w:tcW w:type="dxa" w:w="5800"/>
+          </w:tcPr>
+          <w:p>
+            <w:r>
+              <w:t xml:space="preserve">India's largest ZnO producer (~30% domestic share, top-5 globally), French-process; a downstream converter of LME zinc metal</w:t>
+            </w:r>
+          </w:p>
+        </w:tc>
+      </w:tr>
+      <w:tr>
+        <w:tc>
+          <w:tcPr>
+            <w:tcW w:type="dxa" w:w="3200"/>
+            <w:shd w:fill="F2F2F2" w:val="clear"/>
+          </w:tcPr>
+          <w:p>
+            <w:r>
+              <w:rPr>
+                <w:b/>
+                <w:bCs/>
+              </w:rPr>
+              <w:t xml:space="preserve">Bottleneck node (pricing power)</w:t>
+            </w:r>
+          </w:p>
+        </w:tc>
+        <w:tc>
+          <w:tcPr>
+            <w:tcW w:type="dxa" w:w="5800"/>
+          </w:tcPr>
+          <w:p>
+            <w:r>
+              <w:t xml:space="preserve">zinc metal input (LME-linked, unhedged) + customer approvals for non-rubber value-added grades</w:t>
+            </w:r>
+          </w:p>
+        </w:tc>
+      </w:tr>
+      <w:tr>
+        <w:tc>
+          <w:tcPr>
+            <w:tcW w:type="dxa" w:w="3200"/>
+            <w:shd w:fill="F2F2F2" w:val="clear"/>
+          </w:tcPr>
+          <w:p>
+            <w:r>
+              <w:rPr>
+                <w:b/>
+                <w:bCs/>
+              </w:rPr>
+              <w:t xml:space="preserve">Supply-side status</w:t>
+            </w:r>
+          </w:p>
+        </w:tc>
+        <w:tc>
+          <w:tcPr>
+            <w:tcW w:type="dxa" w:w="5800"/>
+          </w:tcPr>
+          <w:p>
+            <w:r>
+              <w:t xml:space="preserve">consolidating</w:t>
+            </w:r>
+          </w:p>
+        </w:tc>
+      </w:tr>
+      <w:tr>
+        <w:tc>
+          <w:tcPr>
+            <w:tcW w:type="dxa" w:w="3200"/>
+            <w:shd w:fill="F2F2F2" w:val="clear"/>
+          </w:tcPr>
+          <w:p>
+            <w:r>
+              <w:rPr>
+                <w:b/>
+                <w:bCs/>
+              </w:rPr>
+              <w:t xml:space="preserve">Adjacent-node peers</w:t>
+            </w:r>
+          </w:p>
+        </w:tc>
+        <w:tc>
+          <w:tcPr>
+            <w:tcW w:type="dxa" w:w="5800"/>
+          </w:tcPr>
+          <w:p>
+            <w:r>
+              <w:t xml:space="preserve">Pondy Oxides &amp; Chemicals, Rubamin (unlisted), zinc-chemical SMEs / regional players (unlisted), Hindustan Zinc (upstream metal)</w:t>
+            </w:r>
+          </w:p>
+        </w:tc>
+      </w:tr>
+    </w:tbl>
+    <w:p>
+      <w:pPr>
+        <w:spacing w:after="120"/>
+      </w:pPr>
+      <w:r>
+        <w:rPr>
+          <w:color w:val="666666"/>
+          <w:sz w:val="18"/>
+          <w:szCs w:val="18"/>
+        </w:rPr>
+        <w:t xml:space="preserve">J.G.'s scale is a cost edge in a fragmented domestic ZnO market and it is consolidating share while adding capacity, but the product is a low-margin pass-through converter with limited pricing power and earnings that swing with LME zinc.</w:t>
+      </w:r>
+    </w:p>
+    <w:p>
+      <w:pPr>
+        <w:spacing w:after="60" w:before="120"/>
+      </w:pPr>
+      <w:r>
+        <w:rPr>
+          <w:b/>
+          <w:bCs/>
+          <w:sz w:val="20"/>
+          <w:szCs w:val="20"/>
+        </w:rPr>
+        <w:t xml:space="preserve">Earnings quality: </w:t>
+      </w:r>
+      <w:r>
+        <w:rPr>
+          <w:sz w:val="20"/>
+          <w:szCs w:val="20"/>
+        </w:rPr>
+        <w:t xml:space="preserve">margin driver cyclical</w:t>
+      </w:r>
+      <w:r>
+        <w:rPr>
+          <w:b/>
+          <w:bCs/>
+          <w:color w:val="A32020"/>
+          <w:sz w:val="20"/>
+          <w:szCs w:val="20"/>
+        </w:rPr>
+        <w:t xml:space="preserve"/>
+      </w:r>
+    </w:p>
+    <w:p>
+      <w:pPr>
+        <w:spacing w:after="120"/>
+      </w:pPr>
+      <w:r>
+        <w:rPr>
+          <w:color w:val="666666"/>
+          <w:sz w:val="18"/>
+          <w:szCs w:val="18"/>
+        </w:rPr>
+        <w:t xml:space="preserve">Drivers: LME zinc price + pass-through lag (cyclical, dominant driver); tyre / rubber volume cycle (cyclical); non-rubber value-added mix (structural, but aspirational - not yet in the run-rate).</w:t>
+      </w:r>
+    </w:p>
+    <w:p>
+      <w:pPr>
+        <w:spacing w:after="120"/>
+      </w:pPr>
+      <w:r>
+        <w:rPr>
+          <w:color w:val="666666"/>
+          <w:sz w:val="18"/>
+          <w:szCs w:val="18"/>
+        </w:rPr>
+        <w:t xml:space="preserve">OPM has ranged 7-11% over FY23-FY26 with FY24 a zinc-price trough; current ~11% (Q1 FY27) is mid-cycle and below the 13-14% target, so there is no over-earning to normalise down - if anything margin is below its stated potential.</w:t>
+      </w:r>
+    </w:p>
+    <w:p>
+      <w:pPr>
+        <w:spacing w:after="60" w:before="120"/>
+      </w:pPr>
+      <w:r>
+        <w:rPr>
+          <w:b/>
+          <w:bCs/>
+          <w:sz w:val="20"/>
+          <w:szCs w:val="20"/>
+        </w:rPr>
+        <w:t xml:space="preserve">Growth trajectory: </w:t>
+      </w:r>
+      <w:r>
+        <w:rPr>
+          <w:b w:val="false"/>
+          <w:bCs w:val="false"/>
+          <w:sz w:val="20"/>
+          <w:szCs w:val="20"/>
+        </w:rPr>
+        <w:t xml:space="preserve">YoY growth rate is lumpy</w:t>
+      </w:r>
+    </w:p>
+    <w:p>
+      <w:pPr>
+        <w:spacing w:after="120"/>
+      </w:pPr>
+      <w:r>
+        <w:rPr>
+          <w:color w:val="666666"/>
+          <w:sz w:val="18"/>
+          <w:szCs w:val="18"/>
+        </w:rPr>
+        <w:t xml:space="preserve">annual revenue FY23-FY26: Rs 782, 666 (zinc trough / decline), 847, 973 Cr - 3-yr sales CAGR only ~8%. Recent quarters: Q4 FY26 +28% YoY, Q1 FY27 +44.8% YoY (volume-led off a soft base).</w:t>
+      </w:r>
+    </w:p>
+    <w:p>
+      <w:pPr>
+        <w:spacing w:after="120"/>
+      </w:pPr>
+      <w:r>
+        <w:rPr>
+          <w:color w:val="666666"/>
+          <w:sz w:val="18"/>
+          <w:szCs w:val="18"/>
+        </w:rPr>
+        <w:t xml:space="preserve">Reverse P/E: ~30x needs ~25-30% EPS CAGR FY26-28; Dahej makes ~20-25% plausible for 2-3 years, but the multiple leaves no room for an LME zinc down-leg or a slower non-rubber ramp.</w:t>
+      </w:r>
+    </w:p>
+    <w:p>
+      <w:pPr>
+        <w:spacing w:after="120"/>
+      </w:pPr>
+      <w:r>
+        <w:rPr>
+          <w:b/>
+          <w:bCs/>
+          <w:sz w:val="20"/>
+          <w:szCs w:val="20"/>
+        </w:rPr>
+        <w:t xml:space="preserve">Management quality (TVGP's "P"):</w:t>
+      </w:r>
+    </w:p>
+    <w:tbl>
+      <w:tblPr>
+        <w:tblW w:type="dxa" w:w="9000"/>
+        <w:tblBorders>
+          <w:top w:val="single" w:color="auto" w:sz="4"/>
+          <w:left w:val="single" w:color="auto" w:sz="4"/>
+          <w:bottom w:val="single" w:color="auto" w:sz="4"/>
+          <w:right w:val="single" w:color="auto" w:sz="4"/>
+          <w:insideH w:val="single" w:color="auto" w:sz="4"/>
+          <w:insideV w:val="single" w:color="auto" w:sz="4"/>
+        </w:tblBorders>
+      </w:tblPr>
+      <w:tblGrid>
+        <w:gridCol w:w="3200"/>
+        <w:gridCol w:w="5800"/>
+      </w:tblGrid>
+      <w:tr>
+        <w:tc>
+          <w:tcPr>
+            <w:tcW w:type="dxa" w:w="3200"/>
+            <w:shd w:fill="F2F2F2" w:val="clear"/>
+          </w:tcPr>
+          <w:p>
+            <w:r>
+              <w:rPr>
+                <w:b/>
+                <w:bCs/>
+              </w:rPr>
+              <w:t xml:space="preserve">Assessment</w:t>
+            </w:r>
+          </w:p>
+        </w:tc>
+        <w:tc>
+          <w:tcPr>
+            <w:tcW w:type="dxa" w:w="5800"/>
+          </w:tcPr>
+          <w:p>
+            <w:r>
+              <w:t xml:space="preserve">neutral</w:t>
+            </w:r>
+          </w:p>
+        </w:tc>
+      </w:tr>
+      <w:tr>
+        <w:tc>
+          <w:tcPr>
+            <w:tcW w:type="dxa" w:w="3200"/>
+            <w:shd w:fill="F2F2F2" w:val="clear"/>
+          </w:tcPr>
+          <w:p>
+            <w:r>
+              <w:rPr>
+                <w:b/>
+                <w:bCs/>
+              </w:rPr>
+              <w:t xml:space="preserve">Capital allocation</w:t>
+            </w:r>
+          </w:p>
+        </w:tc>
+        <w:tc>
+          <w:tcPr>
+            <w:tcW w:type="dxa" w:w="5800"/>
+          </w:tcPr>
+          <w:p>
+            <w:r>
+              <w:t xml:space="preserve">Rs 100 Cr Dahej greenfield fully funded from internal accruals (debt-free); a further Rs 18.41 Cr Tirupati land buy via material subsidiary BDJ Oxides for a longer-dated recycling/zinc-products platform. Reinvestment at ~18% ROCE; no unrelated diversification. (neutral)</w:t>
+            </w:r>
+          </w:p>
+        </w:tc>
+      </w:tr>
+      <w:tr>
+        <w:tc>
+          <w:tcPr>
+            <w:tcW w:type="dxa" w:w="3200"/>
+            <w:shd w:fill="F2F2F2" w:val="clear"/>
+          </w:tcPr>
+          <w:p>
+            <w:r>
+              <w:rPr>
+                <w:b/>
+                <w:bCs/>
+              </w:rPr>
+              <w:t xml:space="preserve">Related-party trend</w:t>
+            </w:r>
+          </w:p>
+        </w:tc>
+        <w:tc>
+          <w:tcPr>
+            <w:tcW w:type="dxa" w:w="5800"/>
+          </w:tcPr>
+          <w:p>
+            <w:r>
+              <w:t xml:space="preserve">unclear</w:t>
+            </w:r>
+          </w:p>
+        </w:tc>
+      </w:tr>
+      <w:tr>
+        <w:tc>
+          <w:tcPr>
+            <w:tcW w:type="dxa" w:w="3200"/>
+            <w:shd w:fill="F2F2F2" w:val="clear"/>
+          </w:tcPr>
+          <w:p>
+            <w:r>
+              <w:rPr>
+                <w:b/>
+                <w:bCs/>
+              </w:rPr>
+              <w:t xml:space="preserve">Guidance credibility</w:t>
+            </w:r>
+          </w:p>
+        </w:tc>
+        <w:tc>
+          <w:tcPr>
+            <w:tcW w:type="dxa" w:w="5800"/>
+          </w:tcPr>
+          <w:p>
+            <w:r>
+              <w:t xml:space="preserve">no-track-record</w:t>
+            </w:r>
+          </w:p>
+        </w:tc>
+      </w:tr>
+      <w:tr>
+        <w:tc>
+          <w:tcPr>
+            <w:tcW w:type="dxa" w:w="3200"/>
+            <w:shd w:fill="F2F2F2" w:val="clear"/>
+          </w:tcPr>
+          <w:p>
+            <w:r>
+              <w:rPr>
+                <w:b/>
+                <w:bCs/>
+              </w:rPr>
+              <w:t xml:space="preserve">Shareholder returns</w:t>
+            </w:r>
+          </w:p>
+        </w:tc>
+        <w:tc>
+          <w:tcPr>
+            <w:tcW w:type="dxa" w:w="5800"/>
+          </w:tcPr>
+          <w:p>
+            <w:r>
+              <w:t xml:space="preserve">initiated</w:t>
+            </w:r>
+          </w:p>
+        </w:tc>
+      </w:tr>
+      <w:tr>
+        <w:tc>
+          <w:tcPr>
+            <w:tcW w:type="dxa" w:w="3200"/>
+            <w:shd w:fill="F2F2F2" w:val="clear"/>
+          </w:tcPr>
+          <w:p>
+            <w:r>
+              <w:rPr>
+                <w:b/>
+                <w:bCs/>
+              </w:rPr>
+              <w:t xml:space="preserve">Capability ladder / VAP</w:t>
+            </w:r>
+          </w:p>
+        </w:tc>
+        <w:tc>
+          <w:tcPr>
+            <w:tcW w:type="dxa" w:w="5800"/>
+          </w:tcPr>
+          <w:p>
+            <w:r>
+              <w:t xml:space="preserve">Stated move up from commodity ZnO (rubber) toward value-added / non-rubber zinc derivatives (15% -&gt; 30% of revenue)</w:t>
+            </w:r>
+          </w:p>
+        </w:tc>
+      </w:tr>
+    </w:tbl>
+    <w:p>
+      <w:pPr>
+        <w:spacing w:after="120"/>
+      </w:pPr>
+      <w:r>
+        <w:rPr>
+          <w:b/>
+          <w:bCs/>
+          <w:sz w:val="20"/>
+          <w:szCs w:val="20"/>
+        </w:rPr>
+        <w:t xml:space="preserve">Quality metrics (ROCE · debt · FCF · margin · capex):</w:t>
+      </w:r>
+    </w:p>
+    <w:tbl>
+      <w:tblPr>
+        <w:tblW w:type="dxa" w:w="9000"/>
+        <w:tblBorders>
+          <w:top w:val="single" w:color="auto" w:sz="4"/>
+          <w:left w:val="single" w:color="auto" w:sz="4"/>
+          <w:bottom w:val="single" w:color="auto" w:sz="4"/>
+          <w:right w:val="single" w:color="auto" w:sz="4"/>
+          <w:insideH w:val="single" w:color="auto" w:sz="4"/>
+          <w:insideV w:val="single" w:color="auto" w:sz="4"/>
+        </w:tblBorders>
+      </w:tblPr>
+      <w:tblGrid>
+        <w:gridCol w:w="3200"/>
+        <w:gridCol w:w="5800"/>
+      </w:tblGrid>
+      <w:tr>
+        <w:tc>
+          <w:tcPr>
+            <w:tcW w:type="dxa" w:w="3200"/>
+            <w:shd w:fill="F2F2F2" w:val="clear"/>
+          </w:tcPr>
+          <w:p>
+            <w:r>
+              <w:rPr>
+                <w:b/>
+                <w:bCs/>
+              </w:rPr>
+              <w:t xml:space="preserve">Assessment</w:t>
+            </w:r>
+          </w:p>
+        </w:tc>
+        <w:tc>
+          <w:tcPr>
+            <w:tcW w:type="dxa" w:w="5800"/>
+          </w:tcPr>
+          <w:p>
+            <w:r>
+              <w:t xml:space="preserve">neutral</w:t>
+            </w:r>
+          </w:p>
+        </w:tc>
+      </w:tr>
+      <w:tr>
+        <w:tc>
+          <w:tcPr>
+            <w:tcW w:type="dxa" w:w="3200"/>
+            <w:shd w:fill="F2F2F2" w:val="clear"/>
+          </w:tcPr>
+          <w:p>
+            <w:r>
+              <w:rPr>
+                <w:b/>
+                <w:bCs/>
+              </w:rPr>
+              <w:t xml:space="preserve">ROCE</w:t>
+            </w:r>
+          </w:p>
+        </w:tc>
+        <w:tc>
+          <w:tcPr>
+            <w:tcW w:type="dxa" w:w="5800"/>
+          </w:tcPr>
+          <w:p>
+            <w:r>
+              <w:t xml:space="preserve">18.1% (improving)</w:t>
+            </w:r>
+          </w:p>
+        </w:tc>
+      </w:tr>
+      <w:tr>
+        <w:tc>
+          <w:tcPr>
+            <w:tcW w:type="dxa" w:w="3200"/>
+            <w:shd w:fill="F2F2F2" w:val="clear"/>
+          </w:tcPr>
+          <w:p>
+            <w:r>
+              <w:rPr>
+                <w:b/>
+                <w:bCs/>
+              </w:rPr>
+              <w:t xml:space="preserve">Leverage</w:t>
+            </w:r>
+          </w:p>
+        </w:tc>
+        <w:tc>
+          <w:tcPr>
+            <w:tcW w:type="dxa" w:w="5800"/>
+          </w:tcPr>
+          <w:p>
+            <w:r>
+              <w:t xml:space="preserve">Net debt/EBITDA -0.5x</w:t>
+            </w:r>
+          </w:p>
+        </w:tc>
+      </w:tr>
+      <w:tr>
+        <w:tc>
+          <w:tcPr>
+            <w:tcW w:type="dxa" w:w="3200"/>
+            <w:shd w:fill="F2F2F2" w:val="clear"/>
+          </w:tcPr>
+          <w:p>
+            <w:r>
+              <w:rPr>
+                <w:b/>
+                <w:bCs/>
+              </w:rPr>
+              <w:t xml:space="preserve">FCF conversion</w:t>
+            </w:r>
+          </w:p>
+        </w:tc>
+        <w:tc>
+          <w:tcPr>
+            <w:tcW w:type="dxa" w:w="5800"/>
+          </w:tcPr>
+          <w:p>
+            <w:r>
+              <w:t xml:space="preserve">15%</w:t>
+            </w:r>
+          </w:p>
+        </w:tc>
+      </w:tr>
+      <w:tr>
+        <w:tc>
+          <w:tcPr>
+            <w:tcW w:type="dxa" w:w="3200"/>
+            <w:shd w:fill="F2F2F2" w:val="clear"/>
+          </w:tcPr>
+          <w:p>
+            <w:r>
+              <w:rPr>
+                <w:b/>
+                <w:bCs/>
+              </w:rPr>
+              <w:t xml:space="preserve">Margin trend</w:t>
+            </w:r>
+          </w:p>
+        </w:tc>
+        <w:tc>
+          <w:tcPr>
+            <w:tcW w:type="dxa" w:w="5800"/>
+          </w:tcPr>
+          <w:p>
+            <w:r>
+              <w:t xml:space="preserve">stable</w:t>
+            </w:r>
+          </w:p>
+        </w:tc>
+      </w:tr>
+      <w:tr>
+        <w:tc>
+          <w:tcPr>
+            <w:tcW w:type="dxa" w:w="3200"/>
+            <w:shd w:fill="F2F2F2" w:val="clear"/>
+          </w:tcPr>
+          <w:p>
+            <w:r>
+              <w:rPr>
+                <w:b/>
+                <w:bCs/>
+              </w:rPr>
+              <w:t xml:space="preserve">Capex efficiency</w:t>
+            </w:r>
+          </w:p>
+        </w:tc>
+        <w:tc>
+          <w:tcPr>
+            <w:tcW w:type="dxa" w:w="5800"/>
+          </w:tcPr>
+          <w:p>
+            <w:r>
+              <w:t xml:space="preserve">neutral</w:t>
+            </w:r>
+          </w:p>
+        </w:tc>
+      </w:tr>
+    </w:tbl>
+    <w:p>
+      <w:pPr>
+        <w:spacing w:after="60" w:before="120"/>
+      </w:pPr>
+      <w:r>
+        <w:rPr>
+          <w:b/>
+          <w:bCs/>
+          <w:sz w:val="20"/>
+          <w:szCs w:val="20"/>
+        </w:rPr>
+        <w:t xml:space="preserve">Track record (Coffee Can persistence check): </w:t>
+      </w:r>
+      <w:r>
+        <w:rPr>
+          <w:sz w:val="20"/>
+          <w:szCs w:val="20"/>
+        </w:rPr>
+        <w:t xml:space="preserve">cleared revenue growth ≥10% AND ROCE ≥15% in 2 of the last 3 years (consistency_score 67)</w:t>
+      </w:r>
+    </w:p>
+    <w:p>
+      <w:pPr>
+        <w:spacing w:after="120"/>
+      </w:pPr>
+      <w:r>
+        <w:rPr>
+          <w:color w:val="666666"/>
+          <w:sz w:val="18"/>
+          <w:szCs w:val="18"/>
+        </w:rPr>
+        <w:t xml:space="preserve">FY24 revenue declined on a zinc-price trough (fail); FY25 (+27%) and FY26 (+15%) each had revenue growth &gt;10% with ROCE &gt;15%. Commodity-linked earnings make the year-by-year persistence lumpy; pre-FY24 not cleanly verifiable post-IPO.</w:t>
       </w:r>
     </w:p>
     <w:p>
@@ -304,46 +2519,15 @@
         <w:spacing w:after="120" w:before="280"/>
       </w:pPr>
       <w:r>
-        <w:t xml:space="preserve">Bull Case</w:t>
-      </w:r>
-    </w:p>
-    <w:p>
-      <w:pPr>
-        <w:pStyle w:val="ListParagraph"/>
-        <w:numPr>
-          <w:ilvl w:val="0"/>
-          <w:numId w:val="1"/>
-        </w:numPr>
-        <w:spacing w:after="60"/>
-      </w:pPr>
-      <w:r>
-        <w:t xml:space="preserve">India's largest ZnO producer (30% domestic share, top-5 globally) with a real technology moat (French process)</w:t>
-      </w:r>
-    </w:p>
-    <w:p>
-      <w:pPr>
-        <w:pStyle w:val="ListParagraph"/>
-        <w:numPr>
-          <w:ilvl w:val="0"/>
-          <w:numId w:val="1"/>
-        </w:numPr>
-        <w:spacing w:after="60"/>
-      </w:pPr>
-      <w:r>
-        <w:t xml:space="preserve">A quantified, funded, land-in-hand capacity expansion (40,000 MTPA, ~Rs 900 Cr topline potential) due online H1FY27 -- not a vague ambition</w:t>
-      </w:r>
-    </w:p>
-    <w:p>
-      <w:pPr>
-        <w:pStyle w:val="ListParagraph"/>
-        <w:numPr>
-          <w:ilvl w:val="0"/>
-          <w:numId w:val="1"/>
-        </w:numPr>
-        <w:spacing w:after="60"/>
-      </w:pPr>
-      <w:r>
-        <w:t xml:space="preserve">Debt-free balance sheet; FII/DII holdings held steady through a weak period</w:t>
+        <w:t xml:space="preserve">Technical Read (Weekly / Monthly MACD + Bollinger Bands, or RSI/CCI/Williams %R proxy)</w:t>
+      </w:r>
+    </w:p>
+    <w:p>
+      <w:pPr>
+        <w:spacing w:after="120"/>
+      </w:pPr>
+      <w:r>
+        <w:t xml:space="preserve">Not pulled this pass. Trades ~Rs 581 in a 52-week range ~Rs 298-558; re-rated on the Dahej story.</w:t>
       </w:r>
     </w:p>
     <w:p>
@@ -352,46 +2536,36 @@
         <w:spacing w:after="120" w:before="280"/>
       </w:pPr>
       <w:r>
-        <w:t xml:space="preserve">Bear Case / Key Risks</w:t>
-      </w:r>
-    </w:p>
-    <w:p>
-      <w:pPr>
-        <w:pStyle w:val="ListParagraph"/>
-        <w:numPr>
-          <w:ilvl w:val="0"/>
-          <w:numId w:val="1"/>
-        </w:numPr>
-        <w:spacing w:after="60"/>
-      </w:pPr>
-      <w:r>
-        <w:t xml:space="preserve">No zinc-price hedging means margins carry real commodity-cycle volatility that management has explicitly declined to manage</w:t>
-      </w:r>
-    </w:p>
-    <w:p>
-      <w:pPr>
-        <w:pStyle w:val="ListParagraph"/>
-        <w:numPr>
-          <w:ilvl w:val="0"/>
-          <w:numId w:val="1"/>
-        </w:numPr>
-        <w:spacing w:after="60"/>
-      </w:pPr>
-      <w:r>
-        <w:t xml:space="preserve">The forum thread is extremely thin (5 posts) -- essentially no independent community validation of the bull case yet</w:t>
-      </w:r>
-    </w:p>
-    <w:p>
-      <w:pPr>
-        <w:pStyle w:val="ListParagraph"/>
-        <w:numPr>
-          <w:ilvl w:val="0"/>
-          <w:numId w:val="1"/>
-        </w:numPr>
-        <w:spacing w:after="60"/>
-      </w:pPr>
-      <w:r>
-        <w:t xml:space="preserve">Capacity coming online is still ~1 year away (H1FY27); execution risk on timeline/ramp is unconfirmed</w:t>
+        <w:t xml:space="preserve">ValuePickr Community Signal</w:t>
+      </w:r>
+    </w:p>
+    <w:p>
+      <w:pPr>
+        <w:spacing w:after="120"/>
+      </w:pPr>
+      <w:r>
+        <w:t xml:space="preserve">Read the full thread (only 5 posts, Jun 2025-Dec 2025) -- a very new, thin thread with limited community validation yet. Coverage so far: an initiating overview (learner1), a detailed sales-mix breakdown (Malak_Gada), confirmation that FII/DII holdings held steady through the year (UrsRafeek), a Q1 results note on the capex timeline (learner1), and a note on the no-hedging policy (kiraank).</w:t>
+      </w:r>
+    </w:p>
+    <w:p>
+      <w:pPr>
+        <w:spacing w:after="120"/>
+      </w:pPr>
+      <w:r>
+        <w:rPr>
+          <w:b/>
+          <w:bCs/>
+          <w:sz w:val="20"/>
+          <w:szCs w:val="20"/>
+        </w:rPr>
+        <w:t xml:space="preserve">High-conviction call from a top contributor: </w:t>
+      </w:r>
+      <w:r>
+        <w:rPr>
+          <w:sz w:val="20"/>
+          <w:szCs w:val="20"/>
+        </w:rPr>
+        <w:t xml:space="preserve">UrsRafeek (trusted, elevated) flagged stable FII/DII holdings through a down period as a positive signal. No trusted user has yet staked a strong conviction call -- the thread is simply too new and thin for that.</w:t>
       </w:r>
     </w:p>
     <w:p>
@@ -400,6 +2574,171 @@
         <w:spacing w:after="120" w:before="280"/>
       </w:pPr>
       <w:r>
+        <w:t xml:space="preserve">BSE Corporate Actions / Other Red Flags</w:t>
+      </w:r>
+    </w:p>
+    <w:p>
+      <w:pPr>
+        <w:spacing w:after="120"/>
+      </w:pPr>
+      <w:r>
+        <w:t xml:space="preserve">No SEBI/regulatory action, no promoter pledge, no auditor issue. Aug-2026: material subsidiary BDJ Oxides acquired ~16.74 acres freehold at APIIC Industrial Park, Attivaram, Tirupati (AP) for Rs 18.41 Cr - long-term recycling / zinc-products expansion, no project schedule yet. Aug-3-2026: independent director Ashok Bhandari (on board since Jun-2022, key committee member) passed away - a board vacancy, not a governance red flag. Q1 FY27 results 8-Aug-2026; analyst meet 8-Sep-2026. No red-flag tier.</w:t>
+      </w:r>
+    </w:p>
+    <w:p>
+      <w:pPr>
+        <w:pStyle w:val="Heading1"/>
+        <w:spacing w:after="120" w:before="280"/>
+      </w:pPr>
+      <w:r>
+        <w:t xml:space="preserve">Bull Case</w:t>
+      </w:r>
+    </w:p>
+    <w:p>
+      <w:pPr>
+        <w:pStyle w:val="ListParagraph"/>
+        <w:numPr>
+          <w:ilvl w:val="0"/>
+          <w:numId w:val="1"/>
+        </w:numPr>
+        <w:spacing w:after="60"/>
+      </w:pPr>
+      <w:r>
+        <w:t xml:space="preserve">India's largest ZnO producer (~30% domestic share, top-5 globally) with French-process scale in a fragmented domestic market</w:t>
+      </w:r>
+    </w:p>
+    <w:p>
+      <w:pPr>
+        <w:pStyle w:val="ListParagraph"/>
+        <w:numPr>
+          <w:ilvl w:val="0"/>
+          <w:numId w:val="1"/>
+        </w:numPr>
+        <w:spacing w:after="60"/>
+      </w:pPr>
+      <w:r>
+        <w:t xml:space="preserve">A quantified, funded (internal accruals), board-approved, commissioning-confirmed (Nov-2026) 40,000 MTPA Dahej greenfield with ~Rs 900 Cr topline potential -- roughly doubles capacity</w:t>
+      </w:r>
+    </w:p>
+    <w:p>
+      <w:pPr>
+        <w:pStyle w:val="ListParagraph"/>
+        <w:numPr>
+          <w:ilvl w:val="0"/>
+          <w:numId w:val="1"/>
+        </w:numPr>
+        <w:spacing w:after="60"/>
+      </w:pPr>
+      <w:r>
+        <w:t xml:space="preserve">Debt-free balance sheet; promoter 70.99%, no pledge; FII/DII holdings held steady through a weak period</w:t>
+      </w:r>
+    </w:p>
+    <w:p>
+      <w:pPr>
+        <w:pStyle w:val="ListParagraph"/>
+        <w:numPr>
+          <w:ilvl w:val="0"/>
+          <w:numId w:val="1"/>
+        </w:numPr>
+        <w:spacing w:after="60"/>
+      </w:pPr>
+      <w:r>
+        <w:t xml:space="preserve">Q1 FY27 strong: revenue +44.8% YoY, PAT +59% to Rs 26 Cr, EBITDA margin up to 11.5%</w:t>
+      </w:r>
+    </w:p>
+    <w:p>
+      <w:pPr>
+        <w:pStyle w:val="ListParagraph"/>
+        <w:numPr>
+          <w:ilvl w:val="0"/>
+          <w:numId w:val="1"/>
+        </w:numPr>
+        <w:spacing w:after="60"/>
+      </w:pPr>
+      <w:r>
+        <w:t xml:space="preserve">Stated mix-shift to non-rubber value-added derivatives (15% -&gt; 30%) targeting core EBITDA margin 13-14% in 2-3 years</w:t>
+      </w:r>
+    </w:p>
+    <w:p>
+      <w:pPr>
+        <w:pStyle w:val="Heading1"/>
+        <w:spacing w:after="120" w:before="280"/>
+      </w:pPr>
+      <w:r>
+        <w:t xml:space="preserve">Bear Case / Key Risks</w:t>
+      </w:r>
+    </w:p>
+    <w:p>
+      <w:pPr>
+        <w:pStyle w:val="ListParagraph"/>
+        <w:numPr>
+          <w:ilvl w:val="0"/>
+          <w:numId w:val="1"/>
+        </w:numPr>
+        <w:spacing w:after="60"/>
+      </w:pPr>
+      <w:r>
+        <w:t xml:space="preserve">Low-ROE (~13%), low-margin (OPM 7-11%) commodity converter -- FY24 revenue actually declined on a zinc-price trough; 3-yr sales CAGR only ~8%</w:t>
+      </w:r>
+    </w:p>
+    <w:p>
+      <w:pPr>
+        <w:pStyle w:val="ListParagraph"/>
+        <w:numPr>
+          <w:ilvl w:val="0"/>
+          <w:numId w:val="1"/>
+        </w:numPr>
+        <w:spacing w:after="60"/>
+      </w:pPr>
+      <w:r>
+        <w:t xml:space="preserve">No zinc-price hedging -- margins carry real LME-cycle volatility that management has explicitly declined to manage; earnings are lumpy</w:t>
+      </w:r>
+    </w:p>
+    <w:p>
+      <w:pPr>
+        <w:pStyle w:val="ListParagraph"/>
+        <w:numPr>
+          <w:ilvl w:val="0"/>
+          <w:numId w:val="1"/>
+        </w:numPr>
+        <w:spacing w:after="60"/>
+      </w:pPr>
+      <w:r>
+        <w:t xml:space="preserve">The 13-14% EBITDA margin target and the 15% -&gt; 30% non-rubber shift are aspirations with no delivery track record yet (IPO'd 2024)</w:t>
+      </w:r>
+    </w:p>
+    <w:p>
+      <w:pPr>
+        <w:pStyle w:val="ListParagraph"/>
+        <w:numPr>
+          <w:ilvl w:val="0"/>
+          <w:numId w:val="1"/>
+        </w:numPr>
+        <w:spacing w:after="60"/>
+      </w:pPr>
+      <w:r>
+        <w:t xml:space="preserve">At ~30x P/E the Dahej expansion is already priced; the incremental economics (Rs 100 Cr capex, ~Rs 900 Cr topline at 10-13% EBITDA) support a 2-3x earnings story over 3-4 years, not a 10x</w:t>
+      </w:r>
+    </w:p>
+    <w:p>
+      <w:pPr>
+        <w:pStyle w:val="ListParagraph"/>
+        <w:numPr>
+          <w:ilvl w:val="0"/>
+          <w:numId w:val="1"/>
+        </w:numPr>
+        <w:spacing w:after="60"/>
+      </w:pPr>
+      <w:r>
+        <w:t xml:space="preserve">Forum thread is extremely thin (5 posts) -- essentially no independent community validation; operating cash flow was negative in FY25</w:t>
+      </w:r>
+    </w:p>
+    <w:p>
+      <w:pPr>
+        <w:pStyle w:val="Heading1"/>
+        <w:spacing w:after="120" w:before="280"/>
+      </w:pPr>
+      <w:r>
         <w:t xml:space="preserve">Market-Cap Tier (informational — not a gate in this project)</w:t>
       </w:r>
     </w:p>
@@ -412,7 +2751,7 @@
           <w:b/>
           <w:bCs/>
         </w:rPr>
-        <w:t xml:space="preserve">Small-cap (~Rs 2,375 Cr)</w:t>
+        <w:t xml:space="preserve">Small-cap (~Rs 2,280 Cr)</w:t>
       </w:r>
     </w:p>
     <w:p>
@@ -435,7 +2774,35 @@
           <w:sz w:val="24"/>
           <w:szCs w:val="24"/>
         </w:rPr>
-        <w:t xml:space="preserve">10x-in-2-3-years</w:t>
+        <w:t xml:space="preserve">neither</w:t>
+      </w:r>
+    </w:p>
+    <w:p>
+      <w:pPr>
+        <w:spacing w:after="120"/>
+      </w:pPr>
+      <w:r>
+        <w:rPr>
+          <w:color w:val="666666"/>
+          <w:sz w:val="20"/>
+          <w:szCs w:val="20"/>
+        </w:rPr>
+        <w:t xml:space="preserve">4-box gate — tailwind: weak · TAM: no · moat: weak · valuation: weak  (score 1.5 / 4)</w:t>
+      </w:r>
+    </w:p>
+    <w:p>
+      <w:pPr>
+        <w:spacing w:after="120"/>
+      </w:pPr>
+      <w:r>
+        <w:rPr>
+          <w:i/>
+          <w:iCs/>
+          <w:color w:val="666666"/>
+          <w:sz w:val="20"/>
+          <w:szCs w:val="20"/>
+        </w:rPr>
+        <w:t xml:space="preserve">tailwind weak - ZnO demand tracks tyre/GDP plus mild import-substitution, not a structural multi-year re-rating driver, and LME zinc cyclicality dominates. tam no - ZnO is a small market and J.G. already holds ~30% domestic share; even doubling capacity via Dahej caps revenue potential near ~Rs 1,900 Cr, no headroom for the Rs 20,000 Cr+ mcap a 10x needs. moat weak - scale/process edge but 13% ROE, 8-11% OPM, unhedged pass-through, limited pricing power. valuation weak - ~30x on a low-ROE cyclical converter already prices Dahej. Score 1.5 -&gt; thesis_fit 'neither', hard (no exception).</w:t>
       </w:r>
     </w:p>
     <w:p>
@@ -458,46 +2825,72 @@
           <w:sz w:val="24"/>
           <w:szCs w:val="24"/>
         </w:rPr>
-        <w:t xml:space="preserve">A genuine, funded capacity-expansion story from a domestic ZnO market leader, but thin community coverage means this is a low-conviction, early-stage watch</w:t>
-      </w:r>
-    </w:p>
-    <w:p>
-      <w:pPr>
-        <w:pStyle w:val="ListParagraph"/>
-        <w:numPr>
-          <w:ilvl w:val="0"/>
-          <w:numId w:val="1"/>
-        </w:numPr>
-        <w:spacing w:after="60"/>
-      </w:pPr>
-      <w:r>
-        <w:t xml:space="preserve">The capacity expansion is real and quantified (land acquired, board-approved, Rs 900 Cr topline potential) rather than speculative, which is enough to proceed past the fundamentals filter for a small-cap</w:t>
-      </w:r>
-    </w:p>
-    <w:p>
-      <w:pPr>
-        <w:pStyle w:val="ListParagraph"/>
-        <w:numPr>
-          <w:ilvl w:val="0"/>
-          <w:numId w:val="1"/>
-        </w:numPr>
-        <w:spacing w:after="60"/>
-      </w:pPr>
-      <w:r>
-        <w:t xml:space="preserve">No red flag; debt-free with steady institutional holdings</w:t>
-      </w:r>
-    </w:p>
-    <w:p>
-      <w:pPr>
-        <w:pStyle w:val="ListParagraph"/>
-        <w:numPr>
-          <w:ilvl w:val="0"/>
-          <w:numId w:val="1"/>
-        </w:numPr>
-        <w:spacing w:after="60"/>
-      </w:pPr>
-      <w:r>
-        <w:t xml:space="preserve">Conviction kept Low given the thread is too new/thin to have any independent community validation, and the no-hedging policy adds real margin volatility risk</w:t>
+        <w:t xml:space="preserve">Thesis-fit downgraded to 'neither': a genuine, funded capacity-doubling from the domestic ZnO leader, but the deep financials reveal a low-ROE (~13%), unhedged-zinc-exposed commodity converter where the Dahej expansion (already priced at ~30x) roughly doubles the business over 3-4 years -- a 2-3x story, not 10x; conviction stays Low</w:t>
+      </w:r>
+    </w:p>
+    <w:p>
+      <w:pPr>
+        <w:pStyle w:val="ListParagraph"/>
+        <w:numPr>
+          <w:ilvl w:val="0"/>
+          <w:numId w:val="1"/>
+        </w:numPr>
+        <w:spacing w:after="60"/>
+      </w:pPr>
+      <w:r>
+        <w:t xml:space="preserve">four_box score falls to 1.5 (tailwind weak, tam no, moat weak, valuation weak): ZnO is a small market and J.G. already holds ~30% domestic share, so there is no size headroom for a 10x; the product is a low-margin pass-through converter (13% ROE, 8-11% OPM) with limited pricing power; and at ~30x the Dahej expansion is already in the price. Score &lt;= 1.5 forces thesis_fit 'neither', no exception.</w:t>
+      </w:r>
+    </w:p>
+    <w:p>
+      <w:pPr>
+        <w:pStyle w:val="ListParagraph"/>
+        <w:numPr>
+          <w:ilvl w:val="0"/>
+          <w:numId w:val="1"/>
+        </w:numPr>
+        <w:spacing w:after="60"/>
+      </w:pPr>
+      <w:r>
+        <w:t xml:space="preserve">The Dahej greenfield is real, funded and commissioning-confirmed (Nov-2026), and Q1 FY27 was strong -- but the incremental economics (Rs 100 Cr capex -&gt; ~Rs 900 Cr topline at 10-13% EBITDA -&gt; ~Rs 60-90 Cr incremental PAT over the ramp) roughly double the business over 3-4 years; that is a decent 2-3x, not a 10x/100x.</w:t>
+      </w:r>
+    </w:p>
+    <w:p>
+      <w:pPr>
+        <w:pStyle w:val="ListParagraph"/>
+        <w:numPr>
+          <w:ilvl w:val="0"/>
+          <w:numId w:val="1"/>
+        </w:numPr>
+        <w:spacing w:after="60"/>
+      </w:pPr>
+      <w:r>
+        <w:t xml:space="preserve">No red flag -- debt-free, promoter 70.99% no pledge, steady institutional holdings; the Aug-2026 independent-director death is a board vacancy, not a governance concern.</w:t>
+      </w:r>
+    </w:p>
+    <w:p>
+      <w:pPr>
+        <w:pStyle w:val="ListParagraph"/>
+        <w:numPr>
+          <w:ilvl w:val="0"/>
+          <w:numId w:val="1"/>
+        </w:numPr>
+        <w:spacing w:after="60"/>
+      </w:pPr>
+      <w:r>
+        <w:t xml:space="preserve">Conviction kept Low: the thread is too new/thin for independent validation, earnings are commodity-lumpy (FY24 revenue decline, FY25 negative CFO), and the margin-uplift / non-rubber-mix thesis is unproven.</w:t>
+      </w:r>
+    </w:p>
+    <w:p>
+      <w:pPr>
+        <w:pStyle w:val="ListParagraph"/>
+        <w:numPr>
+          <w:ilvl w:val="0"/>
+          <w:numId w:val="1"/>
+        </w:numPr>
+        <w:spacing w:after="60"/>
+      </w:pPr>
+      <w:r>
+        <w:t xml:space="preserve">Re-check on Dahej commissioning and the first 1-2 quarters of ramp -- specifically whether core EBITDA margin actually moves toward 13-14% and non-rubber share climbs.</w:t>
       </w:r>
     </w:p>
     <w:p>

--- a/projects/valuepickr-open-screen/docs/JG Chemicals Ltd.docx
+++ b/projects/valuepickr-open-screen/docs/JG Chemicals Ltd.docx
@@ -2909,6 +2909,187 @@
           <w:szCs w:val="18"/>
         </w:rPr>
         <w:t xml:space="preserve">This is independent research and analysis for informational purposes only, not personalized financial or investment advice. Past multi-bagger performance and forum/social sentiment are not indicators of future returns. Do your own due diligence before investing.</w:t>
+      </w:r>
+    </w:p>
+    <w:p/>
+    <w:p>
+      <w:r>
+        <w:rPr>
+          <w:b/>
+          <w:sz w:val="28"/>
+        </w:rPr>
+        <w:t>🔄 RESEARCH UPDATE - 2026-10-05</w:t>
+      </w:r>
+    </w:p>
+    <w:p>
+      <w:r>
+        <w:rPr>
+          <w:b/>
+        </w:rPr>
+        <w:t>📊 Key Metrics:</w:t>
+      </w:r>
+    </w:p>
+    <w:p>
+      <w:pPr>
+        <w:ind w:left="360"/>
+      </w:pPr>
+      <w:r>
+        <w:t xml:space="preserve">  • Company: J.G. Chemicals Ltd</w:t>
+      </w:r>
+    </w:p>
+    <w:p>
+      <w:pPr>
+        <w:ind w:left="360"/>
+      </w:pPr>
+      <w:r>
+        <w:t xml:space="preserve">  • Conviction: Not rated</w:t>
+      </w:r>
+    </w:p>
+    <w:p>
+      <w:pPr>
+        <w:ind w:left="360"/>
+      </w:pPr>
+      <w:r>
+        <w:t xml:space="preserve">  • Thesis: neither</w:t>
+      </w:r>
+    </w:p>
+    <w:p>
+      <w:pPr>
+        <w:ind w:left="360"/>
+      </w:pPr>
+      <w:r>
+        <w:t xml:space="preserve">  • 4-Box Score: 1.5</w:t>
+      </w:r>
+    </w:p>
+    <w:p>
+      <w:pPr>
+        <w:ind w:left="360"/>
+      </w:pPr>
+      <w:r>
+        <w:t xml:space="preserve">  • Research Date: 2026-09-07</w:t>
+      </w:r>
+    </w:p>
+    <w:p>
+      <w:pPr>
+        <w:ind w:left="360"/>
+      </w:pPr>
+      <w:r>
+        <w:t xml:space="preserve">  • Red Flag: None</w:t>
+      </w:r>
+    </w:p>
+    <w:p/>
+    <w:p>
+      <w:r>
+        <w:rPr>
+          <w:b/>
+        </w:rPr>
+        <w:t>📝 Verdict:</w:t>
+      </w:r>
+    </w:p>
+    <w:p>
+      <w:pPr>
+        <w:ind w:left="360"/>
+      </w:pPr>
+      <w:r>
+        <w:t>Thesis-fit downgraded to 'neither': a genuine, funded capacity-doubling from the domestic ZnO leader, but the deep financials reveal a low-ROE (~13%), unhedged-zinc-exposed commodity converter where the Dahej expansion (already priced at ~30x) roughly doubles the business over 3-4 years -- a 2-3x story, not 10x; conviction stays Low</w:t>
+      </w:r>
+    </w:p>
+    <w:p/>
+    <w:p>
+      <w:r>
+        <w:rPr>
+          <w:b/>
+        </w:rPr>
+        <w:t>📈 Bull Case:</w:t>
+      </w:r>
+    </w:p>
+    <w:p>
+      <w:pPr>
+        <w:ind w:left="360"/>
+      </w:pPr>
+      <w:r>
+        <w:t>India's largest ZnO producer (~30% domestic share, top-5 globally) with French-process scale in a fragmented domestic market</w:t>
+      </w:r>
+    </w:p>
+    <w:p>
+      <w:pPr>
+        <w:ind w:left="360"/>
+      </w:pPr>
+      <w:r>
+        <w:t>A quantified, funded (internal accruals), board-approved, commissioning-confirmed (Nov-2026) 40,000 MTPA Dahej greenfield with ~Rs 900 Cr topline potential -- roughly doubles capacity</w:t>
+      </w:r>
+    </w:p>
+    <w:p>
+      <w:pPr>
+        <w:ind w:left="360"/>
+      </w:pPr>
+      <w:r>
+        <w:t>Debt-free balance sheet; promoter 70.99%, no pledge; FII/DII holdings held steady through a weak period</w:t>
+      </w:r>
+    </w:p>
+    <w:p>
+      <w:pPr>
+        <w:ind w:left="360"/>
+      </w:pPr>
+      <w:r>
+        <w:t>Q1 FY27 strong: revenue +44.8% YoY, PAT +59% to Rs 26 Cr, EBITDA margin up to 11.5%</w:t>
+      </w:r>
+    </w:p>
+    <w:p>
+      <w:pPr>
+        <w:ind w:left="360"/>
+      </w:pPr>
+      <w:r>
+        <w:t>Stated mix-shift to non-rubber value-added derivatives (15% -&gt; 30%) targeting core EBITDA margin 13-14% in 2-3 years</w:t>
+      </w:r>
+    </w:p>
+    <w:p/>
+    <w:p>
+      <w:r>
+        <w:rPr>
+          <w:b/>
+        </w:rPr>
+        <w:t>📉 Bear Case:</w:t>
+      </w:r>
+    </w:p>
+    <w:p>
+      <w:pPr>
+        <w:ind w:left="360"/>
+      </w:pPr>
+      <w:r>
+        <w:t>Low-ROE (~13%), low-margin (OPM 7-11%) commodity converter -- FY24 revenue actually declined on a zinc-price trough; 3-yr sales CAGR only ~8%</w:t>
+      </w:r>
+    </w:p>
+    <w:p>
+      <w:pPr>
+        <w:ind w:left="360"/>
+      </w:pPr>
+      <w:r>
+        <w:t>No zinc-price hedging -- margins carry real LME-cycle volatility that management has explicitly declined to manage; earnings are lumpy</w:t>
+      </w:r>
+    </w:p>
+    <w:p>
+      <w:pPr>
+        <w:ind w:left="360"/>
+      </w:pPr>
+      <w:r>
+        <w:t>The 13-14% EBITDA margin target and the 15% -&gt; 30% non-rubber shift are aspirations with no delivery track record yet (IPO'd 2024)</w:t>
+      </w:r>
+    </w:p>
+    <w:p>
+      <w:pPr>
+        <w:ind w:left="360"/>
+      </w:pPr>
+      <w:r>
+        <w:t>At ~30x P/E the Dahej expansion is already priced; the incremental economics (Rs 100 Cr capex, ~Rs 900 Cr topline at 10-13% EBITDA) support a 2-3x earnings story over 3-4 years, not a 10x</w:t>
+      </w:r>
+    </w:p>
+    <w:p>
+      <w:pPr>
+        <w:ind w:left="360"/>
+      </w:pPr>
+      <w:r>
+        <w:t>Forum thread is extremely thin (5 posts) -- essentially no independent community validation; operating cash flow was negative in FY25</w:t>
       </w:r>
     </w:p>
     <w:sectPr>
